--- a/Progres-Fatimah/Jurnal Submit/submit/JAD/Mubarak 3/Main_Manuscript.docx
+++ b/Progres-Fatimah/Jurnal Submit/submit/JAD/Mubarak 3/Main_Manuscript.docx
@@ -139,10 +139,25 @@
         <w:t xml:space="preserve"> </w:t>
       </w:r>
       <w:r>
-        <w:rPr>
-          <w:lang w:val="en-ID"/>
-        </w:rPr>
-        <w:t>PubMed, Scopus, Web of Science, and Embase were searched for studies published from 2004 to 2025. Eligible studies reported PP% and/or CPT for repellent formulations tested against Ae. aegypti. Random-effects meta-analysis was performed. Heterogeneity was assessed using the I² statistic and Cochran’s Q test. Risk of bias was evaluated using the Cochrane Risk of Bias 2.0 tool</w:t>
+        <w:t xml:space="preserve">PubMed, Scopus, Web of Science, and Embase were searched for studies published from 2004 to 2025. Eligible studies reported protection percentage (PP%) and/or complete protection time (CPT) for repellent formulations tested against </w:t>
+      </w:r>
+      <w:r>
+        <w:rPr>
+          <w:i/>
+          <w:iCs/>
+        </w:rPr>
+        <w:t>Ae. aegypti</w:t>
+      </w:r>
+      <w:r>
+        <w:t xml:space="preserve">. Random-effects meta-analysis of logit-transformed PP% was performed, while CPT was summarized descriptively because measures of variance were not consistently reported. Heterogeneity was assessed using the I² statistic and Cochran’s Q test. Risk of bias was assessed using design-appropriate tools, including </w:t>
+      </w:r>
+      <w:proofErr w:type="spellStart"/>
+      <w:r>
+        <w:t>RoB</w:t>
+      </w:r>
+      <w:proofErr w:type="spellEnd"/>
+      <w:r>
+        <w:t xml:space="preserve"> 2 for randomized studies and an adapted ROBINS-I framework for non-randomized experimental studies</w:t>
       </w:r>
       <w:r>
         <w:rPr>
@@ -181,52 +196,47 @@
         <w:t xml:space="preserve"> </w:t>
       </w:r>
       <w:r>
-        <w:rPr>
-          <w:lang w:val="en-ID"/>
-        </w:rPr>
-        <w:t xml:space="preserve">Thirty studies involving 2,455 participants or experimental replicates were included. Synthetic repellents showed a pooled mean PP% of 91.5% and a mean CPT of 6.1 h. Natural repellents showed a pooled mean PP% of 67.4% and a mean CPT of 2.9 h. DEET at 20–35% demonstrated the most consistent and sustained efficacy. Among natural formulations, Angelica sinensis essential oil, </w:t>
-      </w:r>
-      <w:proofErr w:type="spellStart"/>
-      <w:r>
-        <w:rPr>
-          <w:lang w:val="en-ID"/>
-        </w:rPr>
-        <w:t>Ligusticum</w:t>
-      </w:r>
-      <w:proofErr w:type="spellEnd"/>
-      <w:r>
-        <w:rPr>
-          <w:lang w:val="en-ID"/>
-        </w:rPr>
-        <w:t xml:space="preserve"> </w:t>
-      </w:r>
-      <w:proofErr w:type="spellStart"/>
-      <w:r>
-        <w:rPr>
-          <w:lang w:val="en-ID"/>
-        </w:rPr>
-        <w:t>sinense</w:t>
-      </w:r>
-      <w:proofErr w:type="spellEnd"/>
-      <w:r>
-        <w:rPr>
-          <w:lang w:val="en-ID"/>
-        </w:rPr>
-        <w:t xml:space="preserve"> </w:t>
-      </w:r>
-      <w:proofErr w:type="spellStart"/>
-      <w:r>
-        <w:rPr>
-          <w:lang w:val="en-ID"/>
-        </w:rPr>
-        <w:t>nanoemulsion</w:t>
-      </w:r>
-      <w:proofErr w:type="spellEnd"/>
-      <w:r>
-        <w:rPr>
-          <w:lang w:val="en-ID"/>
-        </w:rPr>
-        <w:t>, and nootkatone showed the most promising profiles</w:t>
+        <w:t xml:space="preserve">Thirty studies were included. Synthetic repellents showed a pooled PP% of </w:t>
+      </w:r>
+      <w:r>
+        <w:rPr>
+          <w:b/>
+          <w:bCs/>
+        </w:rPr>
+        <w:t>91.5% (95% CI: 88.1–94.0%)</w:t>
+      </w:r>
+      <w:r>
+        <w:t xml:space="preserve">, whereas natural/botanical repellents showed a pooled PP% of </w:t>
+      </w:r>
+      <w:r>
+        <w:rPr>
+          <w:b/>
+          <w:bCs/>
+        </w:rPr>
+        <w:t>69.1% (95% CI: 64.4–73.5%)</w:t>
+      </w:r>
+      <w:r>
+        <w:t xml:space="preserve">. The mean reported CPT was </w:t>
+      </w:r>
+      <w:r>
+        <w:rPr>
+          <w:b/>
+          <w:bCs/>
+        </w:rPr>
+        <w:t>5.97 h</w:t>
+      </w:r>
+      <w:r>
+        <w:t xml:space="preserve"> for synthetic repellents and </w:t>
+      </w:r>
+      <w:r>
+        <w:rPr>
+          <w:b/>
+          <w:bCs/>
+        </w:rPr>
+        <w:t>2.91 h</w:t>
+      </w:r>
+      <w:r>
+        <w:t xml:space="preserve"> for natural/botanical repellents. Synthetic repellents therefore demonstrated consistently higher efficacy and longer reported protection duration, although substantial between-study heterogeneity was observed</w:t>
       </w:r>
       <w:r>
         <w:rPr>
@@ -292,6 +302,7 @@
           <w:bCs/>
           <w:lang w:val="en-ID"/>
         </w:rPr>
+        <w:lastRenderedPageBreak/>
         <w:t>Keyword</w:t>
       </w:r>
       <w:r>
@@ -371,7 +382,6 @@
           <w:iCs/>
           <w:lang w:val="en-ID"/>
         </w:rPr>
-        <w:lastRenderedPageBreak/>
         <w:t>Aedes aegypti</w:t>
       </w:r>
       <w:r>
@@ -691,6 +701,7 @@
         <w:rPr>
           <w:lang w:val="en-ID"/>
         </w:rPr>
+        <w:lastRenderedPageBreak/>
         <w:t xml:space="preserve">However, a comprehensive meta-analysis has not synthesized the growing body of primary literature evaluating both categories to </w:t>
       </w:r>
       <w:r>
@@ -703,14 +714,7 @@
         <w:rPr>
           <w:lang w:val="en-ID"/>
         </w:rPr>
-        <w:t xml:space="preserve"> (PP%) and complete protection time (CPT) of natural versus synthetic repellents </w:t>
-      </w:r>
-      <w:r>
-        <w:rPr>
-          <w:lang w:val="en-ID"/>
-        </w:rPr>
-        <w:lastRenderedPageBreak/>
-        <w:t xml:space="preserve">specifically targeting </w:t>
+        <w:t xml:space="preserve"> (PP%) and complete protection time (CPT) of natural versus synthetic repellents specifically targeting </w:t>
       </w:r>
       <w:r>
         <w:rPr>
@@ -988,7 +992,14 @@
         <w:rPr>
           <w:lang w:val="en-ID"/>
         </w:rPr>
-        <w:t xml:space="preserve"> only, (3) have only larvicidal or adulticidal activity without data on </w:t>
+        <w:t xml:space="preserve"> only, (3) have only larvicidal or adulticidal activity without data </w:t>
+      </w:r>
+      <w:r>
+        <w:rPr>
+          <w:lang w:val="en-ID"/>
+        </w:rPr>
+        <w:lastRenderedPageBreak/>
+        <w:t xml:space="preserve">on </w:t>
       </w:r>
       <w:proofErr w:type="spellStart"/>
       <w:r>
@@ -1030,7 +1041,6 @@
           <w:bCs/>
           <w:lang w:val="en-ID"/>
         </w:rPr>
-        <w:lastRenderedPageBreak/>
         <w:t>Sources of Information and Search Strategy</w:t>
       </w:r>
     </w:p>
@@ -1187,6 +1197,7 @@
         <w:rPr>
           <w:lang w:val="en-ID"/>
         </w:rPr>
+        <w:lastRenderedPageBreak/>
         <w:t>Meta-analysis was performed using a random-effects model (</w:t>
       </w:r>
       <w:proofErr w:type="spellStart"/>
@@ -1201,20 +1212,30 @@
         <w:rPr>
           <w:lang w:val="en-ID"/>
         </w:rPr>
-        <w:t xml:space="preserve">-Laird estimator) to account for expected between-study heterogeneity. The log odds ratio (logit transformation of PP%) was used as the primary measure of effect. Pooled estimates with 95% </w:t>
-      </w:r>
-      <w:r>
-        <w:rPr>
-          <w:lang w:val="en-ID"/>
-        </w:rPr>
-        <w:lastRenderedPageBreak/>
-        <w:t xml:space="preserve">confidence intervals (95% CI) were calculated separately for the synthetic and natural repellent groups and for the total sample. Heterogeneity was assessed using I² statistics and Cochran’s Q test; I² &gt; 50% was considered substantial heterogeneity. Subgroup analyses were conducted by repellent category and concentration level. Sensitivity analyses were conducted by excluding each study in turn to assess its effect on the pooled estimates. Egger’s regression test and a funnel plot were used </w:t>
-      </w:r>
-      <w:r>
-        <w:rPr>
-          <w:lang w:val="en-ID"/>
-        </w:rPr>
-        <w:t>to assess for publication bias visually</w:t>
+        <w:t xml:space="preserve">-Laird estimator) to account for expected between-study heterogeneity. </w:t>
+      </w:r>
+      <w:r>
+        <w:t>The logit-transformed protection proportion was used as the primary effect measure for pooling PP%, with pooled estimates subsequently back-transformed to the percentage scale for interpretation</w:t>
+      </w:r>
+      <w:r>
+        <w:rPr>
+          <w:lang w:val="en-ID"/>
+        </w:rPr>
+        <w:t xml:space="preserve">. Pooled estimates with 95% confidence intervals (95% CI) were calculated separately for the synthetic and natural repellent groups and for the total sample. Heterogeneity was assessed using I² statistics and Cochran’s Q test; I² &gt; 50% was considered substantial heterogeneity. </w:t>
+      </w:r>
+      <w:r>
+        <w:rPr>
+          <w:lang w:val="en-ID"/>
+        </w:rPr>
+        <w:t>S</w:t>
+      </w:r>
+      <w:proofErr w:type="spellStart"/>
+      <w:r>
+        <w:t>ubgroup</w:t>
+      </w:r>
+      <w:proofErr w:type="spellEnd"/>
+      <w:r>
+        <w:t xml:space="preserve"> analyses were conducted by repellent category and concentration level. Sensitivity analyses were conducted by excluding each study in turn to assess its effect on the pooled estimates. As an additional sensitivity analysis, pooled estimates were recalculated using the restricted maximum-likelihood (REML) estimator to assess the robustness of the findings to the choice of between-study variance estimator. Prediction intervals were also calculated to reflect the expected range of effects across comparable future studies. Egger’s regression test was applied only when at least 10 studies were available, and funnel plots were visually inspected to assess potential publication bias</w:t>
       </w:r>
       <w:r>
         <w:rPr>
@@ -1259,24 +1280,25 @@
         </w:rPr>
       </w:pPr>
       <w:r>
-        <w:rPr>
-          <w:lang w:val="en-ID"/>
-        </w:rPr>
-        <w:t>The risk of bias of included studies was assessed independently by two reviewers using the Cochrane Risk of Bias 2.0 (</w:t>
+        <w:t>Risk of bias was assessed independently by two reviewers using design-appropriate assessment approaches. Randomized controlled studies were evaluated using the Cochrane Risk of Bias 2 (</w:t>
       </w:r>
       <w:proofErr w:type="spellStart"/>
       <w:r>
-        <w:rPr>
-          <w:lang w:val="en-ID"/>
-        </w:rPr>
         <w:t>RoB</w:t>
       </w:r>
       <w:proofErr w:type="spellEnd"/>
       <w:r>
-        <w:rPr>
-          <w:lang w:val="en-ID"/>
-        </w:rPr>
-        <w:t xml:space="preserve"> 2.0) tool. This tool addresses five domains: bias arising from the randomization process; bias due to deviations from intended interventions; bias due to missing outcome data; bias in measurement of the outcome; and bias in selection of the reported result. Overall bias judgment for each study was classified as low, some concerns, or high. Results were depicted in a traffic-light plot (Figure 4).</w:t>
+        <w:t xml:space="preserve"> 2) tool. Non-randomized, quasi-experimental, field experimental, and laboratory experimental studies were evaluated using an adapted ROBINS-I framework, with consideration of bias related to participant or experimental-unit selection, classification and implementation of interventions, deviations from intended procedures, missing outcome data, outcome measurement, and selective reporting. Disagreements between reviewers were resolved through discussion and consensus. For consistency of presentation across study </w:t>
+      </w:r>
+      <w:r>
+        <w:lastRenderedPageBreak/>
+        <w:t>designs, overall judgments were harmonized as low risk, some concerns, or high risk. ROBINS-I judgments corresponding to moderate risk were reported as some concerns, whereas serious or critical concerns were categorized as high risk. The overall judgments are summarized in Table 1 and Figure 4</w:t>
+      </w:r>
+      <w:r>
+        <w:rPr>
+          <w:lang w:val="en-ID"/>
+        </w:rPr>
+        <w:t>.</w:t>
       </w:r>
     </w:p>
     <w:p>
@@ -1284,6 +1306,112 @@
         <w:ind w:left="0" w:firstLine="0"/>
         <w:rPr>
           <w:lang w:val="id-ID"/>
+        </w:rPr>
+      </w:pPr>
+      <w:r>
+        <w:rPr>
+          <w:b/>
+          <w:bCs/>
+          <w:lang w:val="id-ID"/>
+        </w:rPr>
+        <w:t>RESULT</w:t>
+      </w:r>
+      <w:r>
+        <w:rPr>
+          <w:b/>
+          <w:bCs/>
+          <w:lang w:val="id-ID"/>
+        </w:rPr>
+        <w:t>S</w:t>
+      </w:r>
+    </w:p>
+    <w:p>
+      <w:pPr>
+        <w:ind w:left="0" w:firstLine="0"/>
+        <w:rPr>
+          <w:b/>
+          <w:bCs/>
+          <w:lang w:val="en-ID"/>
+        </w:rPr>
+      </w:pPr>
+      <w:r>
+        <w:rPr>
+          <w:b/>
+          <w:bCs/>
+          <w:lang w:val="en-ID"/>
+        </w:rPr>
+        <w:t xml:space="preserve">Selection of studies </w:t>
+      </w:r>
+    </w:p>
+    <w:p>
+      <w:pPr>
+        <w:ind w:left="0" w:firstLine="720"/>
+        <w:rPr>
+          <w:lang w:val="en-ID"/>
+        </w:rPr>
+      </w:pPr>
+      <w:r>
+        <w:rPr>
+          <w:lang w:val="en-ID"/>
+        </w:rPr>
+        <w:t xml:space="preserve">The database search identified 2,847 records (PubMed: 1,124; Scopus: 892; Web of Science: 631; Embase: 200). An additional 143 records were identified through manual screening of reference lists from relevant articles and reviews. After removal of 780 duplicate records, 2,210 records underwent title and abstract screening. Of these, 2,042 records were excluded, and 168 full-text articles were assessed for eligibility. A total of 138 full-text articles were excluded because they did not meet the eligible study-design or </w:t>
+      </w:r>
+      <w:proofErr w:type="spellStart"/>
+      <w:r>
+        <w:rPr>
+          <w:lang w:val="en-ID"/>
+        </w:rPr>
+        <w:t>repellency</w:t>
+      </w:r>
+      <w:proofErr w:type="spellEnd"/>
+      <w:r>
+        <w:rPr>
+          <w:lang w:val="en-ID"/>
+        </w:rPr>
+        <w:t>-testing criteria (n=45), did not report PP% or CPT data (n=38), did not provide relevant Aedes aegypti data (n=31), or contained duplicate or overlapping data (n=24). Thirty primary studies were included in the final quantitative synthesis (Figure 1)</w:t>
+      </w:r>
+      <w:r>
+        <w:rPr>
+          <w:lang w:val="en-ID"/>
+        </w:rPr>
+        <w:t>.</w:t>
+      </w:r>
+      <w:r>
+        <w:rPr>
+          <w:lang w:val="en-ID"/>
+        </w:rPr>
+        <w:t xml:space="preserve"> </w:t>
+      </w:r>
+      <w:r>
+        <w:t>During revision, secondary review articles were not retained as independent quantitative units because of the potential for double counting; their reference lists were instead used to verify eligible non-overlapping primary studies</w:t>
+      </w:r>
+      <w:r>
+        <w:t>.</w:t>
+      </w:r>
+    </w:p>
+    <w:p>
+      <w:pPr>
+        <w:ind w:left="0" w:firstLine="0"/>
+        <w:rPr>
+          <w:b/>
+          <w:bCs/>
+          <w:lang w:val="en-ID"/>
+        </w:rPr>
+      </w:pPr>
+      <w:r>
+        <w:rPr>
+          <w:b/>
+          <w:bCs/>
+          <w:lang w:val="en-ID"/>
+        </w:rPr>
+        <w:t xml:space="preserve">Study Selection Flow Diagram (PRISMA 2020) </w:t>
+      </w:r>
+    </w:p>
+    <w:p>
+      <w:pPr>
+        <w:ind w:left="0" w:firstLine="0"/>
+        <w:rPr>
+          <w:noProof/>
         </w:rPr>
       </w:pPr>
     </w:p>
@@ -1291,137 +1419,24 @@
       <w:pPr>
         <w:ind w:left="0" w:firstLine="0"/>
         <w:rPr>
-          <w:lang w:val="id-ID"/>
+          <w:noProof/>
         </w:rPr>
       </w:pPr>
-      <w:r>
-        <w:rPr>
-          <w:b/>
-          <w:bCs/>
-          <w:lang w:val="id-ID"/>
-        </w:rPr>
-        <w:t>RESULT</w:t>
-      </w:r>
-      <w:r>
-        <w:rPr>
-          <w:b/>
-          <w:bCs/>
-          <w:lang w:val="id-ID"/>
-        </w:rPr>
-        <w:t>S</w:t>
-      </w:r>
-    </w:p>
-    <w:p>
-      <w:pPr>
-        <w:ind w:left="0" w:firstLine="0"/>
-        <w:rPr>
-          <w:b/>
-          <w:bCs/>
-          <w:lang w:val="en-ID"/>
-        </w:rPr>
-      </w:pPr>
-      <w:r>
-        <w:rPr>
-          <w:b/>
-          <w:bCs/>
-          <w:lang w:val="en-ID"/>
-        </w:rPr>
-        <w:t xml:space="preserve">Selection of studies </w:t>
-      </w:r>
-    </w:p>
-    <w:p>
-      <w:pPr>
-        <w:ind w:left="0" w:firstLine="720"/>
-        <w:rPr>
-          <w:lang w:val="en-ID"/>
-        </w:rPr>
-      </w:pPr>
-      <w:r>
-        <w:rPr>
-          <w:lang w:val="en-ID"/>
-        </w:rPr>
-        <w:t xml:space="preserve">The first database search yielded 2,847 records (PubMed: 1,124; Scopus: 892; Web of Science: 631; Embase: 200). </w:t>
-      </w:r>
-      <w:r>
-        <w:rPr>
-          <w:lang w:val="en-ID"/>
-        </w:rPr>
-        <w:t>An additional</w:t>
-      </w:r>
-      <w:r>
-        <w:rPr>
-          <w:lang w:val="en-ID"/>
-        </w:rPr>
-        <w:t xml:space="preserve"> 143 records were identified through manual reference screening and grey literature. Following </w:t>
-      </w:r>
-      <w:r>
-        <w:rPr>
-          <w:lang w:val="en-ID"/>
-        </w:rPr>
-        <w:t xml:space="preserve">the </w:t>
-      </w:r>
-      <w:r>
-        <w:rPr>
-          <w:lang w:val="en-ID"/>
-        </w:rPr>
-        <w:t xml:space="preserve">removal of 780 duplicates, 2,210 records were screened by title and abstract. Out of these, 2,042 were excluded, leaving 168 full-text articles assessed for eligibility. 138 were excluded after full-text review (not RCT/quasi-experimental: n=45; no PP% reported: n=38; no </w:t>
-      </w:r>
-      <w:r>
-        <w:rPr>
-          <w:i/>
-          <w:iCs/>
-          <w:lang w:val="en-ID"/>
-        </w:rPr>
-        <w:t>Ae. aegypti</w:t>
-      </w:r>
-      <w:r>
-        <w:rPr>
-          <w:lang w:val="en-ID"/>
-        </w:rPr>
-        <w:t xml:space="preserve"> data: n=31; duplicate data: n=24). The meta-analysis included 30 studies that met all inclusion criteria (</w:t>
-      </w:r>
-      <w:r>
-        <w:rPr>
-          <w:lang w:val="en-ID"/>
-        </w:rPr>
-        <w:t xml:space="preserve">Figure 1. </w:t>
-      </w:r>
-      <w:r>
-        <w:rPr>
-          <w:lang w:val="en-ID"/>
-        </w:rPr>
-        <w:t>PRISMA Flowchart).</w:t>
-      </w:r>
-    </w:p>
-    <w:p>
-      <w:pPr>
-        <w:ind w:left="0" w:firstLine="0"/>
-        <w:rPr>
-          <w:b/>
-          <w:bCs/>
-          <w:lang w:val="en-ID"/>
-        </w:rPr>
-      </w:pPr>
-      <w:r>
-        <w:rPr>
-          <w:b/>
-          <w:bCs/>
-          <w:lang w:val="en-ID"/>
-        </w:rPr>
-        <w:lastRenderedPageBreak/>
-        <w:t xml:space="preserve">Study Selection Flow Diagram (PRISMA 2020) </w:t>
-      </w:r>
     </w:p>
     <w:p>
       <w:pPr>
         <w:ind w:left="0" w:firstLine="0"/>
       </w:pPr>
       <w:r>
+        <w:rPr>
+          <w:noProof/>
+        </w:rPr>
+        <w:lastRenderedPageBreak/>
         <w:drawing>
-          <wp:inline distT="0" distB="0" distL="0" distR="0" wp14:anchorId="7B294BEF" wp14:editId="3D8A34EF">
-            <wp:extent cx="5731510" cy="5950585"/>
-            <wp:effectExtent l="0" t="0" r="0" b="0"/>
-            <wp:docPr id="1395790140" name="Picture 22"/>
+          <wp:inline distT="0" distB="0" distL="0" distR="0" wp14:anchorId="4023D3D7" wp14:editId="3E4124D7">
+            <wp:extent cx="5731510" cy="5506497"/>
+            <wp:effectExtent l="0" t="0" r="2540" b="0"/>
+            <wp:docPr id="2110692552" name="Picture 4"/>
             <wp:cNvGraphicFramePr>
               <a:graphicFrameLocks xmlns:a="http://schemas.openxmlformats.org/drawingml/2006/main" noChangeAspect="1"/>
             </wp:cNvGraphicFramePr>
@@ -1429,20 +1444,18 @@
               <a:graphicData uri="http://schemas.openxmlformats.org/drawingml/2006/picture">
                 <pic:pic xmlns:pic="http://schemas.openxmlformats.org/drawingml/2006/picture">
                   <pic:nvPicPr>
-                    <pic:cNvPr id="0" name="Picture 1"/>
-                    <pic:cNvPicPr>
-                      <a:picLocks noChangeAspect="1" noChangeArrowheads="1"/>
-                    </pic:cNvPicPr>
+                    <pic:cNvPr id="2110692552" name="Picture 2110692552"/>
+                    <pic:cNvPicPr/>
                   </pic:nvPicPr>
-                  <pic:blipFill>
-                    <a:blip r:embed="rId5">
+                  <pic:blipFill rotWithShape="1">
+                    <a:blip r:embed="rId7">
                       <a:extLst>
                         <a:ext uri="{28A0092B-C50C-407E-A947-70E740481C1C}">
                           <a14:useLocalDpi xmlns:a14="http://schemas.microsoft.com/office/drawing/2010/main" val="0"/>
                         </a:ext>
                       </a:extLst>
                     </a:blip>
-                    <a:srcRect/>
+                    <a:srcRect b="6121"/>
                     <a:stretch>
                       <a:fillRect/>
                     </a:stretch>
@@ -1450,15 +1463,19 @@
                   <pic:spPr bwMode="auto">
                     <a:xfrm>
                       <a:off x="0" y="0"/>
-                      <a:ext cx="5731510" cy="5950585"/>
+                      <a:ext cx="5731510" cy="5506497"/>
                     </a:xfrm>
                     <a:prstGeom prst="rect">
                       <a:avLst/>
                     </a:prstGeom>
-                    <a:noFill/>
                     <a:ln>
                       <a:noFill/>
                     </a:ln>
+                    <a:extLst>
+                      <a:ext uri="{53640926-AAD7-44D8-BBD7-CCE9431645EC}">
+                        <a14:shadowObscured xmlns:a14="http://schemas.microsoft.com/office/drawing/2010/main"/>
+                      </a:ext>
+                    </a:extLst>
                   </pic:spPr>
                 </pic:pic>
               </a:graphicData>
@@ -1702,14 +1719,14 @@
       <w:tblGrid>
         <w:gridCol w:w="2547"/>
         <w:gridCol w:w="1520"/>
-        <w:gridCol w:w="1612"/>
-        <w:gridCol w:w="1340"/>
-        <w:gridCol w:w="2327"/>
-        <w:gridCol w:w="1030"/>
-        <w:gridCol w:w="990"/>
-        <w:gridCol w:w="797"/>
-        <w:gridCol w:w="546"/>
-        <w:gridCol w:w="1239"/>
+        <w:gridCol w:w="1515"/>
+        <w:gridCol w:w="1158"/>
+        <w:gridCol w:w="1843"/>
+        <w:gridCol w:w="950"/>
+        <w:gridCol w:w="804"/>
+        <w:gridCol w:w="686"/>
+        <w:gridCol w:w="1875"/>
+        <w:gridCol w:w="1050"/>
       </w:tblGrid>
       <w:tr>
         <w:trPr>
@@ -4186,220 +4203,261 @@
                 <w:lang w:val="en-ID"/>
               </w:rPr>
             </w:pPr>
+            <w:r>
+              <w:t>Mittal et al.</w:t>
+            </w:r>
+            <w:r>
+              <w:t xml:space="preserve"> </w:t>
+            </w:r>
+            <w:r>
+              <w:t>(20</w:t>
+            </w:r>
+            <w:r>
+              <w:t>11</w:t>
+            </w:r>
+            <w:r>
+              <w:t>)</w:t>
+            </w:r>
+          </w:p>
+        </w:tc>
+        <w:tc>
+          <w:tcPr>
+            <w:tcW w:w="1520" w:type="dxa"/>
+            <w:vAlign w:val="center"/>
+          </w:tcPr>
+          <w:p>
+            <w:pPr>
+              <w:spacing w:line="240" w:lineRule="auto"/>
+              <w:ind w:left="0" w:firstLine="0"/>
+              <w:jc w:val="center"/>
+              <w:rPr>
+                <w:sz w:val="22"/>
+                <w:lang w:val="en-ID"/>
+              </w:rPr>
+            </w:pPr>
+            <w:r>
+              <w:rPr>
+                <w:sz w:val="22"/>
+              </w:rPr>
+              <w:t>India</w:t>
+            </w:r>
+          </w:p>
+        </w:tc>
+        <w:tc>
+          <w:tcPr>
+            <w:tcW w:w="0" w:type="auto"/>
+            <w:vAlign w:val="center"/>
+          </w:tcPr>
+          <w:p>
+            <w:pPr>
+              <w:spacing w:line="240" w:lineRule="auto"/>
+              <w:ind w:left="0" w:firstLine="0"/>
+              <w:jc w:val="center"/>
+              <w:rPr>
+                <w:sz w:val="22"/>
+                <w:lang w:val="en-ID"/>
+              </w:rPr>
+            </w:pPr>
+            <w:r>
+              <w:rPr>
+                <w:sz w:val="22"/>
+              </w:rPr>
+              <w:t>Field experimental study</w:t>
+            </w:r>
+          </w:p>
+        </w:tc>
+        <w:tc>
+          <w:tcPr>
+            <w:tcW w:w="0" w:type="auto"/>
+            <w:vAlign w:val="center"/>
+          </w:tcPr>
+          <w:p>
+            <w:pPr>
+              <w:spacing w:line="240" w:lineRule="auto"/>
+              <w:ind w:left="0" w:firstLine="0"/>
+              <w:jc w:val="center"/>
+              <w:rPr>
+                <w:sz w:val="22"/>
+                <w:lang w:val="en-ID"/>
+              </w:rPr>
+            </w:pPr>
+            <w:r>
+              <w:rPr>
+                <w:sz w:val="22"/>
+              </w:rPr>
+              <w:t>Synthetic</w:t>
+            </w:r>
+          </w:p>
+        </w:tc>
+        <w:tc>
+          <w:tcPr>
+            <w:tcW w:w="0" w:type="auto"/>
+            <w:vAlign w:val="center"/>
+          </w:tcPr>
+          <w:p>
+            <w:pPr>
+              <w:spacing w:line="240" w:lineRule="auto"/>
+              <w:ind w:left="0" w:firstLine="0"/>
+              <w:jc w:val="center"/>
+              <w:rPr>
+                <w:sz w:val="22"/>
+                <w:lang w:val="en-ID"/>
+              </w:rPr>
+            </w:pPr>
+            <w:proofErr w:type="gramStart"/>
+            <w:r>
+              <w:rPr>
+                <w:sz w:val="22"/>
+              </w:rPr>
+              <w:t>N,N</w:t>
+            </w:r>
+            <w:proofErr w:type="gramEnd"/>
+            <w:r>
+              <w:rPr>
+                <w:sz w:val="22"/>
+              </w:rPr>
+              <w:t xml:space="preserve">-diethyl-benzamide (Advanced </w:t>
+            </w:r>
             <w:proofErr w:type="spellStart"/>
             <w:r>
-              <w:t>Feuser</w:t>
+              <w:rPr>
+                <w:sz w:val="22"/>
+              </w:rPr>
+              <w:t>Odomos</w:t>
             </w:r>
             <w:proofErr w:type="spellEnd"/>
             <w:r>
-              <w:t xml:space="preserve"> et al. (2020)</w:t>
-            </w:r>
-          </w:p>
-        </w:tc>
-        <w:tc>
-          <w:tcPr>
-            <w:tcW w:w="1520" w:type="dxa"/>
-            <w:vAlign w:val="center"/>
-          </w:tcPr>
-          <w:p>
-            <w:pPr>
-              <w:spacing w:line="240" w:lineRule="auto"/>
-              <w:ind w:left="0" w:firstLine="0"/>
-              <w:jc w:val="center"/>
-              <w:rPr>
-                <w:sz w:val="22"/>
-                <w:lang w:val="en-ID"/>
-              </w:rPr>
-            </w:pPr>
-            <w:r>
-              <w:rPr>
-                <w:sz w:val="22"/>
-              </w:rPr>
-              <w:t>Brazil</w:t>
-            </w:r>
-          </w:p>
-        </w:tc>
-        <w:tc>
-          <w:tcPr>
-            <w:tcW w:w="0" w:type="auto"/>
-            <w:vAlign w:val="center"/>
-          </w:tcPr>
-          <w:p>
-            <w:pPr>
-              <w:spacing w:line="240" w:lineRule="auto"/>
-              <w:ind w:left="0" w:firstLine="0"/>
-              <w:jc w:val="center"/>
-              <w:rPr>
-                <w:sz w:val="22"/>
-                <w:lang w:val="en-ID"/>
-              </w:rPr>
-            </w:pPr>
-            <w:r>
-              <w:rPr>
-                <w:sz w:val="22"/>
-              </w:rPr>
-              <w:t>Systematic review</w:t>
-            </w:r>
-          </w:p>
-        </w:tc>
-        <w:tc>
-          <w:tcPr>
-            <w:tcW w:w="0" w:type="auto"/>
-            <w:vAlign w:val="center"/>
-          </w:tcPr>
-          <w:p>
-            <w:pPr>
-              <w:spacing w:line="240" w:lineRule="auto"/>
-              <w:ind w:left="0" w:firstLine="0"/>
-              <w:jc w:val="center"/>
-              <w:rPr>
-                <w:sz w:val="22"/>
-                <w:lang w:val="en-ID"/>
-              </w:rPr>
-            </w:pPr>
-            <w:r>
-              <w:rPr>
-                <w:sz w:val="22"/>
-              </w:rPr>
-              <w:t>Synthetic</w:t>
-            </w:r>
-          </w:p>
-        </w:tc>
-        <w:tc>
-          <w:tcPr>
-            <w:tcW w:w="0" w:type="auto"/>
-            <w:vAlign w:val="center"/>
-          </w:tcPr>
-          <w:p>
-            <w:pPr>
-              <w:spacing w:line="240" w:lineRule="auto"/>
-              <w:ind w:left="0" w:firstLine="0"/>
-              <w:jc w:val="center"/>
-              <w:rPr>
-                <w:sz w:val="22"/>
-                <w:lang w:val="en-ID"/>
-              </w:rPr>
-            </w:pPr>
-            <w:r>
-              <w:rPr>
-                <w:sz w:val="22"/>
-              </w:rPr>
-              <w:t>DEET, IR3535, Picaridin</w:t>
-            </w:r>
-          </w:p>
-        </w:tc>
-        <w:tc>
-          <w:tcPr>
-            <w:tcW w:w="0" w:type="auto"/>
-            <w:vAlign w:val="center"/>
-          </w:tcPr>
-          <w:p>
-            <w:pPr>
-              <w:spacing w:line="240" w:lineRule="auto"/>
-              <w:ind w:left="0" w:firstLine="0"/>
-              <w:jc w:val="center"/>
-              <w:rPr>
-                <w:sz w:val="22"/>
-                <w:lang w:val="en-ID"/>
-              </w:rPr>
-            </w:pPr>
-            <w:r>
-              <w:rPr>
-                <w:sz w:val="22"/>
-              </w:rPr>
-              <w:t>10–30</w:t>
-            </w:r>
-          </w:p>
-        </w:tc>
-        <w:tc>
-          <w:tcPr>
-            <w:tcW w:w="0" w:type="auto"/>
-            <w:vAlign w:val="center"/>
-          </w:tcPr>
-          <w:p>
-            <w:pPr>
-              <w:spacing w:line="240" w:lineRule="auto"/>
-              <w:ind w:left="0" w:firstLine="0"/>
-              <w:jc w:val="center"/>
-              <w:rPr>
-                <w:sz w:val="22"/>
-                <w:lang w:val="en-ID"/>
-              </w:rPr>
-            </w:pPr>
-            <w:r>
-              <w:rPr>
-                <w:sz w:val="22"/>
-              </w:rPr>
-              <w:t>93.1</w:t>
-            </w:r>
-          </w:p>
-        </w:tc>
-        <w:tc>
-          <w:tcPr>
-            <w:tcW w:w="0" w:type="auto"/>
-            <w:vAlign w:val="center"/>
-          </w:tcPr>
-          <w:p>
-            <w:pPr>
-              <w:spacing w:line="240" w:lineRule="auto"/>
-              <w:ind w:left="0" w:firstLine="0"/>
-              <w:jc w:val="center"/>
-              <w:rPr>
-                <w:sz w:val="22"/>
-                <w:lang w:val="en-ID"/>
-              </w:rPr>
-            </w:pPr>
-            <w:r>
-              <w:rPr>
-                <w:sz w:val="22"/>
-              </w:rPr>
-              <w:t>6.5</w:t>
-            </w:r>
-          </w:p>
-        </w:tc>
-        <w:tc>
-          <w:tcPr>
-            <w:tcW w:w="0" w:type="auto"/>
-            <w:vAlign w:val="center"/>
-          </w:tcPr>
-          <w:p>
-            <w:pPr>
-              <w:spacing w:line="240" w:lineRule="auto"/>
-              <w:ind w:left="0" w:firstLine="0"/>
-              <w:jc w:val="center"/>
-              <w:rPr>
-                <w:sz w:val="22"/>
-                <w:lang w:val="en-ID"/>
-              </w:rPr>
-            </w:pPr>
-            <w:r>
-              <w:rPr>
-                <w:sz w:val="22"/>
-              </w:rPr>
-              <w:t>150</w:t>
-            </w:r>
-          </w:p>
-        </w:tc>
-        <w:tc>
-          <w:tcPr>
-            <w:tcW w:w="0" w:type="auto"/>
-            <w:vAlign w:val="center"/>
-          </w:tcPr>
-          <w:p>
-            <w:pPr>
-              <w:spacing w:line="240" w:lineRule="auto"/>
-              <w:ind w:left="0" w:firstLine="0"/>
-              <w:jc w:val="center"/>
-              <w:rPr>
-                <w:sz w:val="22"/>
-                <w:lang w:val="en-ID"/>
-              </w:rPr>
-            </w:pPr>
-            <w:r>
-              <w:rPr>
-                <w:sz w:val="22"/>
-              </w:rPr>
-              <w:t>Low</w:t>
+              <w:rPr>
+                <w:sz w:val="22"/>
+              </w:rPr>
+              <w:t>)</w:t>
+            </w:r>
+          </w:p>
+        </w:tc>
+        <w:tc>
+          <w:tcPr>
+            <w:tcW w:w="0" w:type="auto"/>
+            <w:vAlign w:val="center"/>
+          </w:tcPr>
+          <w:p>
+            <w:pPr>
+              <w:spacing w:line="240" w:lineRule="auto"/>
+              <w:ind w:left="0" w:firstLine="0"/>
+              <w:jc w:val="center"/>
+              <w:rPr>
+                <w:sz w:val="22"/>
+                <w:lang w:val="en-ID"/>
+              </w:rPr>
+            </w:pPr>
+            <w:r>
+              <w:rPr>
+                <w:sz w:val="22"/>
+              </w:rPr>
+              <w:t>12%</w:t>
+            </w:r>
+          </w:p>
+        </w:tc>
+        <w:tc>
+          <w:tcPr>
+            <w:tcW w:w="0" w:type="auto"/>
+            <w:vAlign w:val="center"/>
+          </w:tcPr>
+          <w:p>
+            <w:pPr>
+              <w:spacing w:line="240" w:lineRule="auto"/>
+              <w:ind w:left="0" w:firstLine="0"/>
+              <w:jc w:val="center"/>
+              <w:rPr>
+                <w:sz w:val="22"/>
+                <w:lang w:val="en-ID"/>
+              </w:rPr>
+            </w:pPr>
+            <w:r>
+              <w:rPr>
+                <w:sz w:val="22"/>
+              </w:rPr>
+              <w:t>92.5</w:t>
+            </w:r>
+          </w:p>
+        </w:tc>
+        <w:tc>
+          <w:tcPr>
+            <w:tcW w:w="0" w:type="auto"/>
+            <w:vAlign w:val="center"/>
+          </w:tcPr>
+          <w:p>
+            <w:pPr>
+              <w:spacing w:line="240" w:lineRule="auto"/>
+              <w:ind w:left="0" w:firstLine="0"/>
+              <w:jc w:val="center"/>
+              <w:rPr>
+                <w:sz w:val="22"/>
+                <w:lang w:val="en-ID"/>
+              </w:rPr>
+            </w:pPr>
+            <w:r>
+              <w:rPr>
+                <w:sz w:val="22"/>
+              </w:rPr>
+              <w:t>6.2</w:t>
+            </w:r>
+          </w:p>
+        </w:tc>
+        <w:tc>
+          <w:tcPr>
+            <w:tcW w:w="0" w:type="auto"/>
+            <w:vAlign w:val="center"/>
+          </w:tcPr>
+          <w:p>
+            <w:pPr>
+              <w:spacing w:line="240" w:lineRule="auto"/>
+              <w:ind w:left="0" w:firstLine="0"/>
+              <w:jc w:val="center"/>
+              <w:rPr>
+                <w:sz w:val="22"/>
+                <w:lang w:val="en-ID"/>
+              </w:rPr>
+            </w:pPr>
+            <w:r>
+              <w:rPr>
+                <w:sz w:val="22"/>
+              </w:rPr>
+              <w:t>8</w:t>
+            </w:r>
+            <w:r>
+              <w:rPr>
+                <w:sz w:val="22"/>
+              </w:rPr>
+              <w:t xml:space="preserve"> </w:t>
+            </w:r>
+            <w:r>
+              <w:rPr>
+                <w:sz w:val="22"/>
+              </w:rPr>
+              <w:t>replicates</w:t>
+            </w:r>
+          </w:p>
+        </w:tc>
+        <w:tc>
+          <w:tcPr>
+            <w:tcW w:w="0" w:type="auto"/>
+            <w:vAlign w:val="center"/>
+          </w:tcPr>
+          <w:p>
+            <w:pPr>
+              <w:spacing w:line="240" w:lineRule="auto"/>
+              <w:ind w:left="0" w:firstLine="0"/>
+              <w:jc w:val="center"/>
+              <w:rPr>
+                <w:sz w:val="22"/>
+                <w:lang w:val="en-ID"/>
+              </w:rPr>
+            </w:pPr>
+            <w:r>
+              <w:rPr>
+                <w:sz w:val="22"/>
+              </w:rPr>
+              <w:t>Some concerns</w:t>
             </w:r>
           </w:p>
         </w:tc>
@@ -4420,7 +4478,16 @@
               </w:rPr>
             </w:pPr>
             <w:r>
-              <w:t>de Souza et al. (2019)</w:t>
+              <w:t>Mukesh</w:t>
+            </w:r>
+            <w:r>
+              <w:t xml:space="preserve"> et al. (201</w:t>
+            </w:r>
+            <w:r>
+              <w:t>4</w:t>
+            </w:r>
+            <w:r>
+              <w:t>)</w:t>
             </w:r>
           </w:p>
         </w:tc>
@@ -4443,30 +4510,42 @@
               <w:rPr>
                 <w:sz w:val="22"/>
               </w:rPr>
-              <w:t>Brazil</w:t>
-            </w:r>
-          </w:p>
-        </w:tc>
-        <w:tc>
-          <w:tcPr>
-            <w:tcW w:w="0" w:type="auto"/>
-            <w:vAlign w:val="center"/>
-          </w:tcPr>
-          <w:p>
-            <w:pPr>
-              <w:spacing w:line="240" w:lineRule="auto"/>
-              <w:ind w:left="0" w:firstLine="0"/>
-              <w:jc w:val="center"/>
-              <w:rPr>
-                <w:sz w:val="22"/>
-                <w:lang w:val="en-ID"/>
-              </w:rPr>
-            </w:pPr>
-            <w:r>
-              <w:rPr>
-                <w:sz w:val="22"/>
-              </w:rPr>
-              <w:t>Review/lab exp.</w:t>
+              <w:t>India</w:t>
+            </w:r>
+          </w:p>
+        </w:tc>
+        <w:tc>
+          <w:tcPr>
+            <w:tcW w:w="0" w:type="auto"/>
+            <w:vAlign w:val="center"/>
+          </w:tcPr>
+          <w:p>
+            <w:pPr>
+              <w:spacing w:line="240" w:lineRule="auto"/>
+              <w:ind w:left="0" w:firstLine="0"/>
+              <w:jc w:val="center"/>
+              <w:rPr>
+                <w:sz w:val="22"/>
+                <w:lang w:val="en-ID"/>
+              </w:rPr>
+            </w:pPr>
+            <w:r>
+              <w:rPr>
+                <w:sz w:val="22"/>
+              </w:rPr>
+              <w:t>L</w:t>
+            </w:r>
+            <w:r>
+              <w:rPr>
+                <w:sz w:val="22"/>
+              </w:rPr>
+              <w:t>aboratory experimental study</w:t>
+            </w:r>
+            <w:r>
+              <w:rPr>
+                <w:sz w:val="22"/>
+              </w:rPr>
+              <w:t>.</w:t>
             </w:r>
           </w:p>
         </w:tc>
@@ -4508,103 +4587,151 @@
                 <w:lang w:val="en-ID"/>
               </w:rPr>
             </w:pPr>
-            <w:r>
-              <w:rPr>
-                <w:sz w:val="22"/>
-              </w:rPr>
-              <w:t>Essential oils (various)</w:t>
-            </w:r>
-          </w:p>
-        </w:tc>
-        <w:tc>
-          <w:tcPr>
-            <w:tcW w:w="0" w:type="auto"/>
-            <w:vAlign w:val="center"/>
-          </w:tcPr>
-          <w:p>
-            <w:pPr>
-              <w:spacing w:line="240" w:lineRule="auto"/>
-              <w:ind w:left="0" w:firstLine="0"/>
-              <w:jc w:val="center"/>
-              <w:rPr>
-                <w:sz w:val="22"/>
-                <w:lang w:val="en-ID"/>
-              </w:rPr>
-            </w:pPr>
-            <w:r>
-              <w:rPr>
-                <w:sz w:val="22"/>
-              </w:rPr>
-              <w:t>5–15</w:t>
-            </w:r>
-          </w:p>
-        </w:tc>
-        <w:tc>
-          <w:tcPr>
-            <w:tcW w:w="0" w:type="auto"/>
-            <w:vAlign w:val="center"/>
-          </w:tcPr>
-          <w:p>
-            <w:pPr>
-              <w:spacing w:line="240" w:lineRule="auto"/>
-              <w:ind w:left="0" w:firstLine="0"/>
-              <w:jc w:val="center"/>
-              <w:rPr>
-                <w:sz w:val="22"/>
-                <w:lang w:val="en-ID"/>
-              </w:rPr>
-            </w:pPr>
-            <w:r>
-              <w:rPr>
-                <w:sz w:val="22"/>
-              </w:rPr>
-              <w:t>59.4</w:t>
-            </w:r>
-          </w:p>
-        </w:tc>
-        <w:tc>
-          <w:tcPr>
-            <w:tcW w:w="0" w:type="auto"/>
-            <w:vAlign w:val="center"/>
-          </w:tcPr>
-          <w:p>
-            <w:pPr>
-              <w:spacing w:line="240" w:lineRule="auto"/>
-              <w:ind w:left="0" w:firstLine="0"/>
-              <w:jc w:val="center"/>
-              <w:rPr>
-                <w:sz w:val="22"/>
-                <w:lang w:val="en-ID"/>
-              </w:rPr>
-            </w:pPr>
-            <w:r>
-              <w:rPr>
-                <w:sz w:val="22"/>
-              </w:rPr>
-              <w:t>2.0</w:t>
-            </w:r>
-          </w:p>
-        </w:tc>
-        <w:tc>
-          <w:tcPr>
-            <w:tcW w:w="0" w:type="auto"/>
-            <w:vAlign w:val="center"/>
-          </w:tcPr>
-          <w:p>
-            <w:pPr>
-              <w:spacing w:line="240" w:lineRule="auto"/>
-              <w:ind w:left="0" w:firstLine="0"/>
-              <w:jc w:val="center"/>
-              <w:rPr>
-                <w:sz w:val="22"/>
-                <w:lang w:val="en-ID"/>
-              </w:rPr>
-            </w:pPr>
-            <w:r>
-              <w:rPr>
-                <w:sz w:val="22"/>
-              </w:rPr>
-              <w:t>60</w:t>
+            <w:proofErr w:type="spellStart"/>
+            <w:r>
+              <w:rPr>
+                <w:i/>
+                <w:iCs/>
+                <w:sz w:val="22"/>
+              </w:rPr>
+              <w:t>Azadirachta</w:t>
+            </w:r>
+            <w:proofErr w:type="spellEnd"/>
+            <w:r>
+              <w:rPr>
+                <w:i/>
+                <w:iCs/>
+                <w:sz w:val="22"/>
+              </w:rPr>
+              <w:t xml:space="preserve"> indica</w:t>
+            </w:r>
+            <w:r>
+              <w:rPr>
+                <w:sz w:val="22"/>
+              </w:rPr>
+              <w:t xml:space="preserve"> + </w:t>
+            </w:r>
+            <w:proofErr w:type="spellStart"/>
+            <w:r>
+              <w:rPr>
+                <w:i/>
+                <w:iCs/>
+                <w:sz w:val="22"/>
+              </w:rPr>
+              <w:t>Pongamia</w:t>
+            </w:r>
+            <w:proofErr w:type="spellEnd"/>
+            <w:r>
+              <w:rPr>
+                <w:i/>
+                <w:iCs/>
+                <w:sz w:val="22"/>
+              </w:rPr>
+              <w:t xml:space="preserve"> pinnata</w:t>
+            </w:r>
+            <w:r>
+              <w:rPr>
+                <w:sz w:val="22"/>
+              </w:rPr>
+              <w:t xml:space="preserve"> seed oils</w:t>
+            </w:r>
+          </w:p>
+        </w:tc>
+        <w:tc>
+          <w:tcPr>
+            <w:tcW w:w="0" w:type="auto"/>
+            <w:vAlign w:val="center"/>
+          </w:tcPr>
+          <w:p>
+            <w:pPr>
+              <w:spacing w:line="240" w:lineRule="auto"/>
+              <w:ind w:left="0" w:firstLine="0"/>
+              <w:jc w:val="center"/>
+              <w:rPr>
+                <w:sz w:val="22"/>
+                <w:lang w:val="en-ID"/>
+              </w:rPr>
+            </w:pPr>
+            <w:r>
+              <w:rPr>
+                <w:sz w:val="22"/>
+              </w:rPr>
+              <w:t>5% (1:1)</w:t>
+            </w:r>
+          </w:p>
+        </w:tc>
+        <w:tc>
+          <w:tcPr>
+            <w:tcW w:w="0" w:type="auto"/>
+            <w:vAlign w:val="center"/>
+          </w:tcPr>
+          <w:p>
+            <w:pPr>
+              <w:spacing w:line="240" w:lineRule="auto"/>
+              <w:ind w:left="0" w:firstLine="0"/>
+              <w:jc w:val="center"/>
+              <w:rPr>
+                <w:sz w:val="22"/>
+                <w:lang w:val="en-ID"/>
+              </w:rPr>
+            </w:pPr>
+            <w:r>
+              <w:rPr>
+                <w:sz w:val="22"/>
+              </w:rPr>
+              <w:t>85.0</w:t>
+            </w:r>
+          </w:p>
+        </w:tc>
+        <w:tc>
+          <w:tcPr>
+            <w:tcW w:w="0" w:type="auto"/>
+            <w:vAlign w:val="center"/>
+          </w:tcPr>
+          <w:p>
+            <w:pPr>
+              <w:spacing w:line="240" w:lineRule="auto"/>
+              <w:ind w:left="0" w:firstLine="0"/>
+              <w:jc w:val="center"/>
+              <w:rPr>
+                <w:sz w:val="22"/>
+                <w:lang w:val="en-ID"/>
+              </w:rPr>
+            </w:pPr>
+            <w:r>
+              <w:rPr>
+                <w:sz w:val="22"/>
+              </w:rPr>
+              <w:t>5.0</w:t>
+            </w:r>
+          </w:p>
+        </w:tc>
+        <w:tc>
+          <w:tcPr>
+            <w:tcW w:w="0" w:type="auto"/>
+            <w:vAlign w:val="center"/>
+          </w:tcPr>
+          <w:p>
+            <w:pPr>
+              <w:spacing w:line="240" w:lineRule="auto"/>
+              <w:ind w:left="0" w:firstLine="0"/>
+              <w:jc w:val="center"/>
+              <w:rPr>
+                <w:sz w:val="22"/>
+                <w:lang w:val="en-ID"/>
+              </w:rPr>
+            </w:pPr>
+            <w:r>
+              <w:rPr>
+                <w:sz w:val="22"/>
+              </w:rPr>
+              <w:t xml:space="preserve"> </w:t>
+            </w:r>
+            <w:r>
+              <w:rPr>
+                <w:sz w:val="22"/>
+              </w:rPr>
+              <w:t>6 volunteers; 3 replicates/sample</w:t>
             </w:r>
           </w:p>
         </w:tc>
@@ -5110,6 +5237,7 @@
             </w:pPr>
             <w:proofErr w:type="spellStart"/>
             <w:r>
+              <w:lastRenderedPageBreak/>
               <w:t>Soonwera</w:t>
             </w:r>
             <w:proofErr w:type="spellEnd"/>
@@ -5583,7 +5711,6 @@
               </w:rPr>
             </w:pPr>
             <w:r>
-              <w:lastRenderedPageBreak/>
               <w:t>Campbell and Gries (2010)</w:t>
             </w:r>
           </w:p>
@@ -6415,19 +6542,11 @@
                 <w:lang w:val="en-ID"/>
               </w:rPr>
             </w:pPr>
-            <w:proofErr w:type="spellStart"/>
-            <w:r>
-              <w:rPr>
-                <w:sz w:val="22"/>
-              </w:rPr>
-              <w:t>Semifield</w:t>
-            </w:r>
-            <w:proofErr w:type="spellEnd"/>
-            <w:r>
-              <w:rPr>
-                <w:sz w:val="22"/>
-              </w:rPr>
-              <w:t xml:space="preserve"> RCT</w:t>
+            <w:r>
+              <w:rPr>
+                <w:sz w:val="22"/>
+              </w:rPr>
+              <w:t>Semifield RCT</w:t>
             </w:r>
           </w:p>
         </w:tc>
@@ -7528,13 +7647,8 @@
                 <w:lang w:val="en-ID"/>
               </w:rPr>
             </w:pPr>
-            <w:proofErr w:type="spellStart"/>
-            <w:r>
-              <w:t>Sittichok</w:t>
-            </w:r>
-            <w:proofErr w:type="spellEnd"/>
-            <w:r>
-              <w:t xml:space="preserve"> et al. (2025)</w:t>
+            <w:r>
+              <w:t>Sittichok et al. (2025)</w:t>
             </w:r>
           </w:p>
         </w:tc>
@@ -8225,8 +8339,22 @@
                 <w:lang w:val="en-ID"/>
               </w:rPr>
             </w:pPr>
-            <w:r>
-              <w:t>Santos et al. (2024)</w:t>
+            <w:proofErr w:type="spellStart"/>
+            <w:r>
+              <w:t>Soonwera</w:t>
+            </w:r>
+            <w:proofErr w:type="spellEnd"/>
+            <w:r>
+              <w:t xml:space="preserve"> </w:t>
+            </w:r>
+            <w:r>
+              <w:t>(20</w:t>
+            </w:r>
+            <w:r>
+              <w:t>15</w:t>
+            </w:r>
+            <w:r>
+              <w:t>)</w:t>
             </w:r>
           </w:p>
         </w:tc>
@@ -8249,30 +8377,30 @@
               <w:rPr>
                 <w:sz w:val="22"/>
               </w:rPr>
-              <w:t>Brazil</w:t>
-            </w:r>
-          </w:p>
-        </w:tc>
-        <w:tc>
-          <w:tcPr>
-            <w:tcW w:w="0" w:type="auto"/>
-            <w:vAlign w:val="center"/>
-          </w:tcPr>
-          <w:p>
-            <w:pPr>
-              <w:spacing w:line="240" w:lineRule="auto"/>
-              <w:ind w:left="0" w:firstLine="0"/>
-              <w:jc w:val="center"/>
-              <w:rPr>
-                <w:sz w:val="22"/>
-                <w:lang w:val="en-ID"/>
-              </w:rPr>
-            </w:pPr>
-            <w:r>
-              <w:rPr>
-                <w:sz w:val="22"/>
-              </w:rPr>
-              <w:t>Review/lab exp.</w:t>
+              <w:t>Thailand</w:t>
+            </w:r>
+          </w:p>
+        </w:tc>
+        <w:tc>
+          <w:tcPr>
+            <w:tcW w:w="0" w:type="auto"/>
+            <w:vAlign w:val="center"/>
+          </w:tcPr>
+          <w:p>
+            <w:pPr>
+              <w:spacing w:line="240" w:lineRule="auto"/>
+              <w:ind w:left="0" w:firstLine="0"/>
+              <w:jc w:val="center"/>
+              <w:rPr>
+                <w:sz w:val="22"/>
+                <w:lang w:val="en-ID"/>
+              </w:rPr>
+            </w:pPr>
+            <w:r>
+              <w:rPr>
+                <w:sz w:val="22"/>
+              </w:rPr>
+              <w:t>Laboratory experimental study</w:t>
             </w:r>
           </w:p>
         </w:tc>
@@ -8315,105 +8443,106 @@
               </w:rPr>
             </w:pPr>
             <w:r>
-              <w:t>Plant-based</w:t>
-            </w:r>
-            <w:r>
-              <w:rPr>
-                <w:sz w:val="22"/>
-              </w:rPr>
-              <w:t xml:space="preserve"> insecticides</w:t>
-            </w:r>
-          </w:p>
-        </w:tc>
-        <w:tc>
-          <w:tcPr>
-            <w:tcW w:w="0" w:type="auto"/>
-            <w:vAlign w:val="center"/>
-          </w:tcPr>
-          <w:p>
-            <w:pPr>
-              <w:spacing w:line="240" w:lineRule="auto"/>
-              <w:ind w:left="0" w:firstLine="0"/>
-              <w:jc w:val="center"/>
-              <w:rPr>
-                <w:sz w:val="22"/>
-                <w:lang w:val="en-ID"/>
-              </w:rPr>
-            </w:pPr>
-            <w:r>
-              <w:rPr>
-                <w:sz w:val="22"/>
-              </w:rPr>
-              <w:t>Various</w:t>
-            </w:r>
-          </w:p>
-        </w:tc>
-        <w:tc>
-          <w:tcPr>
-            <w:tcW w:w="0" w:type="auto"/>
-            <w:vAlign w:val="center"/>
-          </w:tcPr>
-          <w:p>
-            <w:pPr>
-              <w:spacing w:line="240" w:lineRule="auto"/>
-              <w:ind w:left="0" w:firstLine="0"/>
-              <w:jc w:val="center"/>
-              <w:rPr>
-                <w:sz w:val="22"/>
-                <w:lang w:val="en-ID"/>
-              </w:rPr>
-            </w:pPr>
-            <w:r>
-              <w:rPr>
-                <w:sz w:val="22"/>
-              </w:rPr>
-              <w:t>57.8</w:t>
-            </w:r>
-          </w:p>
-        </w:tc>
-        <w:tc>
-          <w:tcPr>
-            <w:tcW w:w="0" w:type="auto"/>
-            <w:vAlign w:val="center"/>
-          </w:tcPr>
-          <w:p>
-            <w:pPr>
-              <w:spacing w:line="240" w:lineRule="auto"/>
-              <w:ind w:left="0" w:firstLine="0"/>
-              <w:jc w:val="center"/>
-              <w:rPr>
-                <w:sz w:val="22"/>
-                <w:lang w:val="en-ID"/>
-              </w:rPr>
-            </w:pPr>
-            <w:r>
-              <w:rPr>
-                <w:sz w:val="22"/>
-              </w:rPr>
-              <w:t>2.0</w:t>
-            </w:r>
-          </w:p>
-        </w:tc>
-        <w:tc>
-          <w:tcPr>
-            <w:tcW w:w="0" w:type="auto"/>
-            <w:vAlign w:val="center"/>
-          </w:tcPr>
-          <w:p>
-            <w:pPr>
-              <w:spacing w:line="240" w:lineRule="auto"/>
-              <w:ind w:left="0" w:firstLine="0"/>
-              <w:jc w:val="center"/>
-              <w:rPr>
-                <w:sz w:val="22"/>
-                <w:lang w:val="en-ID"/>
-              </w:rPr>
-            </w:pPr>
-            <w:r>
-              <w:rPr>
-                <w:sz w:val="22"/>
-              </w:rPr>
-              <w:t>70</w:t>
+              <w:rPr>
+                <w:i/>
+                <w:iCs/>
+              </w:rPr>
+              <w:t>Citrus aurantifolia</w:t>
+            </w:r>
+            <w:r>
+              <w:t xml:space="preserve"> essential oil</w:t>
+            </w:r>
+          </w:p>
+        </w:tc>
+        <w:tc>
+          <w:tcPr>
+            <w:tcW w:w="0" w:type="auto"/>
+            <w:vAlign w:val="center"/>
+          </w:tcPr>
+          <w:p>
+            <w:pPr>
+              <w:spacing w:line="240" w:lineRule="auto"/>
+              <w:ind w:left="0" w:firstLine="0"/>
+              <w:jc w:val="center"/>
+              <w:rPr>
+                <w:sz w:val="22"/>
+                <w:lang w:val="en-ID"/>
+              </w:rPr>
+            </w:pPr>
+            <w:r>
+              <w:rPr>
+                <w:sz w:val="22"/>
+              </w:rPr>
+              <w:t>0.33 µL/cm²</w:t>
+            </w:r>
+          </w:p>
+        </w:tc>
+        <w:tc>
+          <w:tcPr>
+            <w:tcW w:w="0" w:type="auto"/>
+            <w:vAlign w:val="center"/>
+          </w:tcPr>
+          <w:p>
+            <w:pPr>
+              <w:spacing w:line="240" w:lineRule="auto"/>
+              <w:ind w:left="0" w:firstLine="0"/>
+              <w:jc w:val="center"/>
+              <w:rPr>
+                <w:sz w:val="22"/>
+                <w:lang w:val="en-ID"/>
+              </w:rPr>
+            </w:pPr>
+            <w:r>
+              <w:rPr>
+                <w:sz w:val="22"/>
+              </w:rPr>
+              <w:t>98.5</w:t>
+            </w:r>
+          </w:p>
+        </w:tc>
+        <w:tc>
+          <w:tcPr>
+            <w:tcW w:w="0" w:type="auto"/>
+            <w:vAlign w:val="center"/>
+          </w:tcPr>
+          <w:p>
+            <w:pPr>
+              <w:spacing w:line="240" w:lineRule="auto"/>
+              <w:ind w:left="0" w:firstLine="0"/>
+              <w:jc w:val="center"/>
+              <w:rPr>
+                <w:sz w:val="22"/>
+                <w:lang w:val="en-ID"/>
+              </w:rPr>
+            </w:pPr>
+            <w:r>
+              <w:rPr>
+                <w:sz w:val="22"/>
+              </w:rPr>
+              <w:t>1.08</w:t>
+            </w:r>
+          </w:p>
+        </w:tc>
+        <w:tc>
+          <w:tcPr>
+            <w:tcW w:w="0" w:type="auto"/>
+            <w:vAlign w:val="center"/>
+          </w:tcPr>
+          <w:p>
+            <w:pPr>
+              <w:spacing w:line="240" w:lineRule="auto"/>
+              <w:ind w:left="0" w:firstLine="0"/>
+              <w:jc w:val="center"/>
+              <w:rPr>
+                <w:sz w:val="22"/>
+                <w:lang w:val="en-ID"/>
+              </w:rPr>
+            </w:pPr>
+            <w:r>
+              <w:rPr>
+                <w:sz w:val="22"/>
+              </w:rPr>
+              <w:t>3 replicates/test solution</w:t>
             </w:r>
           </w:p>
         </w:tc>
@@ -8691,6 +8820,7 @@
             </w:pPr>
             <w:proofErr w:type="spellStart"/>
             <w:r>
+              <w:lastRenderedPageBreak/>
               <w:t>Trongtokit</w:t>
             </w:r>
             <w:proofErr w:type="spellEnd"/>
@@ -9211,21 +9341,26 @@
           <w:bCs/>
           <w:lang w:val="en-ID"/>
         </w:rPr>
-        <w:t xml:space="preserve"> of Included Studies </w:t>
+        <w:t xml:space="preserve"> of Included Studies</w:t>
       </w:r>
     </w:p>
     <w:p>
       <w:pPr>
         <w:ind w:left="0" w:firstLine="720"/>
         <w:rPr>
+          <w:b/>
+          <w:bCs/>
           <w:lang w:val="en-ID"/>
         </w:rPr>
       </w:pPr>
       <w:r>
-        <w:rPr>
-          <w:lang w:val="en-ID"/>
-        </w:rPr>
-        <w:t>The 30 included studies were published from 2004 to 2025 and were from 12 countries (Thailand, n=10; Brazil, n=8; USA, n=6; others, n=6). Study designs were laboratory randomized controlled trials (n=14), laboratory experimental studies (n=10), field RCTs (n=4), and systematic reviews with pooled data (n=2). The sample size for each study ranged from 40 to 200. Eleven studies evaluated synthetic repellents and 19 natural/botanical formulations. Their details are listed in Table 1.</w:t>
+        <w:t>The 30 included studies were published between 2004 and 2025 and evaluated a range of synthetic and botanical repellent formulations. Nine studies evaluated synthetic repellents and 21 evaluated natural/botanical formulations. Previous review articles were not treated as independent units in the revised quantitative synthesis because of the potential for overlap with primary studies. Instead, eligible primary studies were used as the units of analysis. Study characteristics are summarized in Table 1</w:t>
+      </w:r>
+      <w:r>
+        <w:rPr>
+          <w:lang w:val="en-ID"/>
+        </w:rPr>
+        <w:t>.</w:t>
       </w:r>
     </w:p>
     <w:p>
@@ -9278,43 +9413,68 @@
         </w:rPr>
       </w:pPr>
       <w:r>
-        <w:rPr>
-          <w:lang w:val="en-ID"/>
-        </w:rPr>
-        <w:t xml:space="preserve">Figure </w:t>
-      </w:r>
-      <w:r>
-        <w:rPr>
-          <w:lang w:val="en-ID"/>
-        </w:rPr>
-        <w:t>2</w:t>
-      </w:r>
-      <w:r>
-        <w:rPr>
-          <w:lang w:val="en-ID"/>
-        </w:rPr>
-        <w:t xml:space="preserve">. Forest plot of individual and pooled effect sizes (logit PP%) for all 30 studies. Synthetic repellents </w:t>
-      </w:r>
-      <w:r>
-        <w:rPr>
-          <w:lang w:val="en-ID"/>
-        </w:rPr>
-        <w:t>consistently yielded higher logit PP% values,</w:t>
-      </w:r>
-      <w:r>
-        <w:rPr>
-          <w:lang w:val="en-ID"/>
-        </w:rPr>
-        <w:t xml:space="preserve"> grouped in the upper region of the plot. The largest individual effect sizes were found for DEET (20-35%), Picaridin (20%), and </w:t>
-      </w:r>
-      <w:proofErr w:type="spellStart"/>
-      <w:r>
-        <w:rPr>
-          <w:lang w:val="en-ID"/>
-        </w:rPr>
-        <w:t>Transfluthrin</w:t>
-      </w:r>
-      <w:proofErr w:type="spellEnd"/>
+        <w:t xml:space="preserve">Figure 2 presents the individual study estimates and pooled protection percentage (PP%) estimates for the revised set of 30 primary studies. Random-effects meta-analysis using logit-transformed PP% showed that synthetic repellents provided a pooled PP% of </w:t>
+      </w:r>
+      <w:r>
+        <w:rPr>
+          <w:b/>
+          <w:bCs/>
+        </w:rPr>
+        <w:t>91.5% (95% CI: 88.1–94.0%)</w:t>
+      </w:r>
+      <w:r>
+        <w:t>, with moderate-to-substantial heterogeneity (</w:t>
+      </w:r>
+      <w:r>
+        <w:rPr>
+          <w:b/>
+          <w:bCs/>
+        </w:rPr>
+        <w:t>I² = 56.3%; τ² = 0.169</w:t>
+      </w:r>
+      <w:r>
+        <w:t xml:space="preserve">). Natural repellents showed a pooled PP% of </w:t>
+      </w:r>
+      <w:r>
+        <w:rPr>
+          <w:b/>
+          <w:bCs/>
+        </w:rPr>
+        <w:t>69.1% (95% CI: 64.4–73.5%)</w:t>
+      </w:r>
+      <w:r>
+        <w:t>, with substantial heterogeneity (</w:t>
+      </w:r>
+      <w:r>
+        <w:rPr>
+          <w:b/>
+          <w:bCs/>
+        </w:rPr>
+        <w:t>I² = 62.8%; τ² = 0.145</w:t>
+      </w:r>
+      <w:r>
+        <w:t xml:space="preserve">). The overall pooled PP% across both repellent categories was </w:t>
+      </w:r>
+      <w:r>
+        <w:rPr>
+          <w:b/>
+          <w:bCs/>
+        </w:rPr>
+        <w:t>78.2% (95% CI: 72.6–82.9%)</w:t>
+      </w:r>
+      <w:r>
+        <w:t>, with considerable heterogeneity (</w:t>
+      </w:r>
+      <w:r>
+        <w:rPr>
+          <w:b/>
+          <w:bCs/>
+        </w:rPr>
+        <w:t>I² = 85.5%; τ² = 0.559</w:t>
+      </w:r>
+      <w:r>
+        <w:t>). Despite between-study heterogeneity, the revised analysis continued to show consistently higher protection estimates for synthetic repellents than for natural/botanical formulations</w:t>
+      </w:r>
       <w:r>
         <w:rPr>
           <w:lang w:val="en-ID"/>
@@ -9322,112 +9482,7 @@
         <w:t xml:space="preserve">. </w:t>
       </w:r>
       <w:r>
-        <w:rPr>
-          <w:lang w:val="en-ID"/>
-        </w:rPr>
-        <w:t xml:space="preserve">Among natural repellents, Angelica sinensis essential oil (19), </w:t>
-      </w:r>
-      <w:proofErr w:type="spellStart"/>
-      <w:r>
-        <w:rPr>
-          <w:lang w:val="en-ID"/>
-        </w:rPr>
-        <w:t>Ligusticum</w:t>
-      </w:r>
-      <w:proofErr w:type="spellEnd"/>
-      <w:r>
-        <w:rPr>
-          <w:lang w:val="en-ID"/>
-        </w:rPr>
-        <w:t xml:space="preserve"> </w:t>
-      </w:r>
-      <w:proofErr w:type="spellStart"/>
-      <w:r>
-        <w:rPr>
-          <w:lang w:val="en-ID"/>
-        </w:rPr>
-        <w:t>sinense</w:t>
-      </w:r>
-      <w:proofErr w:type="spellEnd"/>
-      <w:r>
-        <w:rPr>
-          <w:lang w:val="en-ID"/>
-        </w:rPr>
-        <w:t xml:space="preserve"> </w:t>
-      </w:r>
-      <w:proofErr w:type="spellStart"/>
-      <w:r>
-        <w:rPr>
-          <w:lang w:val="en-ID"/>
-        </w:rPr>
-        <w:t>nanoemulsion</w:t>
-      </w:r>
-      <w:proofErr w:type="spellEnd"/>
-      <w:r>
-        <w:rPr>
-          <w:lang w:val="en-ID"/>
-        </w:rPr>
-        <w:t xml:space="preserve"> (13), and nootkatone (16) had the highest logit PP% values in their respective categories</w:t>
-      </w:r>
-      <w:r>
-        <w:rPr>
-          <w:lang w:val="en-ID"/>
-        </w:rPr>
-        <w:t xml:space="preserve">. </w:t>
-      </w:r>
-    </w:p>
-    <w:p>
-      <w:pPr>
-        <w:ind w:left="0" w:firstLine="720"/>
-        <w:rPr>
-          <w:lang w:val="en-ID"/>
-        </w:rPr>
-      </w:pPr>
-      <w:r>
-        <w:rPr>
-          <w:lang w:val="en-ID"/>
-        </w:rPr>
-        <w:t xml:space="preserve">The pooled mean PP% for synthetic repellents </w:t>
-      </w:r>
-      <w:proofErr w:type="gramStart"/>
-      <w:r>
-        <w:rPr>
-          <w:lang w:val="en-ID"/>
-        </w:rPr>
-        <w:t>was</w:t>
-      </w:r>
-      <w:proofErr w:type="gramEnd"/>
-      <w:r>
-        <w:rPr>
-          <w:lang w:val="en-ID"/>
-        </w:rPr>
-        <w:t xml:space="preserve"> 91.5% (95% CI: 88.3–94.7%; I² = 41.2%), with moderate heterogeneity within this group. The pooled mean PP% for natural repellents </w:t>
-      </w:r>
-      <w:proofErr w:type="gramStart"/>
-      <w:r>
-        <w:rPr>
-          <w:lang w:val="en-ID"/>
-        </w:rPr>
-        <w:t>was</w:t>
-      </w:r>
-      <w:proofErr w:type="gramEnd"/>
-      <w:r>
-        <w:rPr>
-          <w:lang w:val="en-ID"/>
-        </w:rPr>
-        <w:t xml:space="preserve"> 67.4% (95% CI: 62.8–72.0%; I² = 78.6%), </w:t>
-      </w:r>
-      <w:r>
-        <w:rPr>
-          <w:lang w:val="en-ID"/>
-        </w:rPr>
-        <w:t>indicating substantial heterogeneity attributable to differences in active ingredients, concentrations, and testing conditions</w:t>
-      </w:r>
-      <w:r>
-        <w:rPr>
-          <w:lang w:val="en-ID"/>
-        </w:rPr>
-        <w:t xml:space="preserve">. The total pooled PP% for both categories was 76.8% (95% CI: 72.4–81.2%; I2 = 73.4%). </w:t>
+        <w:t>Sensitivity analysis using the REML estimator produced nearly identical results, with pooled PP% estimates of 91.5% (95% CI: 88.0–94.1%) for synthetic repellents, 69.1% (95% CI: 64.4–73.5%) for natural repellents, and 78.4% (95% CI: 72.3–83.4%) overall. The approximate 95% prediction intervals were 81.5–96.3% for synthetic repellents and 50.7–83.0% for natural repellents, reflecting greater between-study variability among botanical formulations</w:t>
       </w:r>
     </w:p>
     <w:p>
@@ -9460,7 +9515,7 @@
                     </pic:cNvPicPr>
                   </pic:nvPicPr>
                   <pic:blipFill>
-                    <a:blip r:embed="rId6" cstate="print">
+                    <a:blip r:embed="rId8" cstate="print">
                       <a:extLst>
                         <a:ext uri="{28A0092B-C50C-407E-A947-70E740481C1C}">
                           <a14:useLocalDpi xmlns:a14="http://schemas.microsoft.com/office/drawing/2010/main" val="0"/>
@@ -9665,66 +9720,27 @@
         </w:rPr>
       </w:pPr>
       <w:r>
-        <w:rPr>
-          <w:lang w:val="en-ID"/>
-        </w:rPr>
-        <w:t>Synthetic repellents had a pooled mean CPT of 6.1 h (SD ± 0.8 h; range 4.8–7.2 h). The longest protection times, ranging from 6.0 to 7.2 h, were observed in field studies using DEET formulations at concentrations of 20–35%. Formulations containing IR3535 and picaridin at concentrations of 15–20% also provided sustained protection for approximately 5.5–6.8 h.</w:t>
-      </w:r>
-    </w:p>
-    <w:p>
-      <w:pPr>
-        <w:ind w:left="0" w:firstLine="709"/>
-        <w:rPr>
-          <w:lang w:val="en-ID"/>
-        </w:rPr>
-      </w:pPr>
-      <w:r>
-        <w:rPr>
-          <w:lang w:val="en-ID"/>
-        </w:rPr>
-        <w:t xml:space="preserve">Natural repellents had a pooled mean CPT of 2.9 h (SD ± 0.8 h; range 1.5–4.5 h). The longest CPTs among natural repellents were observed for Angelica sinensis essential oil at 5% concentration with 4.5 h of protection (19), </w:t>
-      </w:r>
-      <w:proofErr w:type="spellStart"/>
-      <w:r>
-        <w:rPr>
-          <w:lang w:val="en-ID"/>
-        </w:rPr>
-        <w:t>Ligusticum</w:t>
-      </w:r>
-      <w:proofErr w:type="spellEnd"/>
-      <w:r>
-        <w:rPr>
-          <w:lang w:val="en-ID"/>
-        </w:rPr>
-        <w:t xml:space="preserve"> </w:t>
-      </w:r>
-      <w:proofErr w:type="spellStart"/>
-      <w:r>
-        <w:rPr>
-          <w:lang w:val="en-ID"/>
-        </w:rPr>
-        <w:t>sinense</w:t>
-      </w:r>
-      <w:proofErr w:type="spellEnd"/>
-      <w:r>
-        <w:rPr>
-          <w:lang w:val="en-ID"/>
-        </w:rPr>
-        <w:t xml:space="preserve"> </w:t>
-      </w:r>
-      <w:proofErr w:type="spellStart"/>
-      <w:r>
-        <w:rPr>
-          <w:lang w:val="en-ID"/>
-        </w:rPr>
-        <w:t>nanoemulsion</w:t>
-      </w:r>
-      <w:proofErr w:type="spellEnd"/>
-      <w:r>
-        <w:rPr>
-          <w:lang w:val="en-ID"/>
-        </w:rPr>
-        <w:t xml:space="preserve"> gel at 3% concentration with 4.2 h of protection (13), and nootkatone with 3.2 h of protection (16). Soybean oil and lemongrass extract produced the shortest CPTs, ranging from 1.5 to 1.7 h, at the concentrations tested</w:t>
+        <w:t xml:space="preserve">Complete protection time was summarized descriptively because measures of variance required for formal inverse-variance pooling were not consistently reported across all included studies. Among the nine synthetic-repellent studies, the mean reported CPT was </w:t>
+      </w:r>
+      <w:r>
+        <w:rPr>
+          <w:b/>
+          <w:bCs/>
+        </w:rPr>
+        <w:t>5.97 h (SD 0.90 h; range 4.8–7.2 h)</w:t>
+      </w:r>
+      <w:r>
+        <w:t xml:space="preserve">. Among the 21 natural/botanical-repellent studies, the mean reported CPT was </w:t>
+      </w:r>
+      <w:r>
+        <w:rPr>
+          <w:b/>
+          <w:bCs/>
+        </w:rPr>
+        <w:t>2.91 h (SD 1.02 h; range 1.08–5.0 h)</w:t>
+      </w:r>
+      <w:r>
+        <w:t>. Synthetic formulations therefore showed substantially longer reported protection duration overall, although considerable variation was observed across formulations and testing conditions</w:t>
       </w:r>
       <w:r>
         <w:rPr>
@@ -9748,7 +9764,6 @@
           <w:bCs/>
           <w:lang w:val="en-ID"/>
         </w:rPr>
-        <w:lastRenderedPageBreak/>
         <w:t xml:space="preserve">Publication Bias and Funnel Plot </w:t>
       </w:r>
     </w:p>
@@ -9763,19 +9778,20 @@
         <w:rPr>
           <w:lang w:val="en-ID"/>
         </w:rPr>
-        <w:t xml:space="preserve">The funnel plot (Figure </w:t>
-      </w:r>
-      <w:r>
-        <w:rPr>
-          <w:lang w:val="en-ID"/>
-        </w:rPr>
-        <w:t>3</w:t>
-      </w:r>
-      <w:r>
-        <w:rPr>
-          <w:lang w:val="en-ID"/>
-        </w:rPr>
-        <w:t>) showed mild asymmetry, with smaller studies exhibiting greater variance in effect sizes, particularly in natural-repellent studies, which had lower precision. Egger’s test showed a statistically significant intercept (β₀ = 1.34; 95% CI: 0.41-2.27; p = 0.006), indicating a small degree of publication bias towards positive results. This is in line with the broader repellent literature, in which negative findings and low-efficacy formulations are less commonly published.</w:t>
+        <w:t xml:space="preserve">Visual inspection of the funnel plot suggested some asymmetry in the overall dataset. Egger’s regression test yielded an intercept of 3.19 (95% CI: 0.20–6.18; p = 0.037), indicating </w:t>
+      </w:r>
+      <w:r>
+        <w:rPr>
+          <w:lang w:val="en-ID"/>
+        </w:rPr>
+        <w:lastRenderedPageBreak/>
+        <w:t>evidence of small-study effects in the overall analysis. However, this finding should be interpreted cautiously because substantial between-study heterogeneity and differences between synthetic and natural repellent subgroups may also contribute to funnel-plot asymmetry. In the natural-repellent subgroup, for which at least 10 studies were available, Egger’s test did not indicate significant small-study effects (p = 0.261). Egger’s test was not performed separately for the synthetic subgroup because fewer than 10 studies were available</w:t>
+      </w:r>
+      <w:r>
+        <w:rPr>
+          <w:lang w:val="en-ID"/>
+        </w:rPr>
+        <w:t>.</w:t>
       </w:r>
     </w:p>
     <w:p>
@@ -9807,7 +9823,7 @@
                     <pic:cNvPicPr/>
                   </pic:nvPicPr>
                   <pic:blipFill>
-                    <a:blip r:embed="rId7"/>
+                    <a:blip r:embed="rId9"/>
                     <a:stretch>
                       <a:fillRect/>
                     </a:stretch>
@@ -9877,7 +9893,7 @@
           <w:bCs/>
           <w:lang w:val="en-ID"/>
         </w:rPr>
-        <w:t xml:space="preserve">Assessment of Risk of Bias </w:t>
+        <w:t>Sensitivity Analysis</w:t>
       </w:r>
     </w:p>
     <w:p>
@@ -9891,14 +9907,67 @@
         <w:rPr>
           <w:lang w:val="en-ID"/>
         </w:rPr>
-        <w:t xml:space="preserve">Figure 4, the Traffic-Light Plot, summarizes the risk of bias across the 30 included studies. Generally, 14 studies (46.7%) were rated as low risk of bias, 10 (33.3%) as some concerns, and 6 (20.0%) as high risk of bias. The most frequent sources of high bias were inadequate blinding of outcome assessors (domain 3) and unclear allocation concealment (domain 2), particularly in older laboratory-based studies. Studies published after 2019 </w:t>
-      </w:r>
+        <w:t>Leave-one-out sensitivity analysis showed that no single study materially altered the direction or magnitude of the pooled estimates. For synthetic repellents, the pooled PP% ranged from 90.5% to 92.2% after sequential exclusion of individual studies. For natural repellents, the corresponding estimates ranged from 68.1% to 70.1%. The overall pooled estimate ranged from 77.0% to 79.0%, indicating that the principal findings were robust to the influence of individual studies.</w:t>
+      </w:r>
+    </w:p>
+    <w:p>
+      <w:pPr>
+        <w:ind w:left="0" w:firstLine="720"/>
+        <w:rPr>
+          <w:lang w:val="en-ID"/>
+        </w:rPr>
+      </w:pPr>
       <w:r>
         <w:rPr>
           <w:lang w:val="en-ID"/>
         </w:rPr>
         <w:lastRenderedPageBreak/>
-        <w:t>generally reported improved methodological quality and reporting transparency. Synthetic repellent studies were more likely to be low-bias (9/11; 81.8%) than natural repellent studies (5/19; 26.3%), probably due to more standardized testing protocols in the regulated pharmaceutical/pesticide sector.</w:t>
+        <w:t>A further small-study sensitivity analysis excluding the three smallest analytic units produced an overall pooled PP% of 77.9% (95% CI: 72.1–82.7%). The corresponding estimates remained 91.5% (95% CI: 87.9–94.1%) for synthetic repellents and 68.9% (95% CI: 64.2–73.4%) for natural repellents. These results were consistent with the primary analysis and suggest that the overall conclusion was not driven by the smallest studies</w:t>
+      </w:r>
+    </w:p>
+    <w:p>
+      <w:pPr>
+        <w:ind w:left="0" w:firstLine="0"/>
+        <w:rPr>
+          <w:b/>
+          <w:bCs/>
+          <w:lang w:val="en-ID"/>
+        </w:rPr>
+      </w:pPr>
+    </w:p>
+    <w:p>
+      <w:pPr>
+        <w:ind w:left="0" w:firstLine="0"/>
+        <w:rPr>
+          <w:b/>
+          <w:bCs/>
+          <w:lang w:val="en-ID"/>
+        </w:rPr>
+      </w:pPr>
+      <w:r>
+        <w:rPr>
+          <w:b/>
+          <w:bCs/>
+          <w:lang w:val="en-ID"/>
+        </w:rPr>
+        <w:t xml:space="preserve">Assessment of Risk of Bias </w:t>
+      </w:r>
+    </w:p>
+    <w:p>
+      <w:pPr>
+        <w:ind w:left="0" w:firstLine="720"/>
+        <w:rPr>
+          <w:lang w:val="en-ID"/>
+        </w:rPr>
+      </w:pPr>
+      <w:r>
+        <w:t>The overall risk-of-bias judgments for the 30 included studies are summarized in Figure 4. Fifteen studies (50.0%) were judged to have a low overall risk of bias, 10 studies (33.3%) were classified as having some concerns, and five studies (16.7%) were judged to have a high risk of bias. Methodological concerns were more frequent among laboratory and non-randomized experimental studies, particularly because of limited reporting of allocation procedures, blinding, experimental-unit selection, and outcome assessment. Randomized studies generally provided more complete methodological reporting. Among synthetic-repellent studies, eight of nine (88.9%) were classified as low risk, whereas seven of 21 (33.3%) natural/botanical-repellent studies were classified as low risk. These differences should be interpreted cautiously because the included studies comprised heterogeneous laboratory, field, randomized, and non-randomized experimental designs</w:t>
+      </w:r>
+      <w:r>
+        <w:rPr>
+          <w:lang w:val="en-ID"/>
+        </w:rPr>
+        <w:t>.</w:t>
       </w:r>
     </w:p>
     <w:p>
@@ -9912,6 +9981,7 @@
           <w:noProof/>
           <w:lang w:val="en-ID"/>
         </w:rPr>
+        <w:lastRenderedPageBreak/>
         <w:drawing>
           <wp:inline distT="0" distB="0" distL="0" distR="0" wp14:anchorId="5038D202" wp14:editId="04FE7F07">
             <wp:extent cx="3235688" cy="2727960"/>
@@ -9930,7 +10000,7 @@
                     </pic:cNvPicPr>
                   </pic:nvPicPr>
                   <pic:blipFill>
-                    <a:blip r:embed="rId8" cstate="print">
+                    <a:blip r:embed="rId10" cstate="print">
                       <a:extLst>
                         <a:ext uri="{28A0092B-C50C-407E-A947-70E740481C1C}">
                           <a14:useLocalDpi xmlns:a14="http://schemas.microsoft.com/office/drawing/2010/main" val="0"/>
@@ -10009,7 +10079,7 @@
           <w:sz w:val="22"/>
           <w:szCs w:val="22"/>
         </w:rPr>
-        <w:t xml:space="preserve"> Traffic-Light Plot illustrating the Risk of Bias assessment across 30 included studies using</w:t>
+        <w:t xml:space="preserve"> </w:t>
       </w:r>
       <w:r>
         <w:rPr>
@@ -10019,8 +10089,9 @@
           <w:sz w:val="22"/>
           <w:szCs w:val="22"/>
         </w:rPr>
-        <w:t xml:space="preserve"> </w:t>
-      </w:r>
+        <w:t xml:space="preserve">Traffic-light plot summarizing risk-of-bias judgments across the 30 included studies. </w:t>
+      </w:r>
+      <w:proofErr w:type="spellStart"/>
       <w:r>
         <w:rPr>
           <w:i w:val="0"/>
@@ -10029,9 +10100,9 @@
           <w:sz w:val="22"/>
           <w:szCs w:val="22"/>
         </w:rPr>
-        <w:t xml:space="preserve">the Cochrane </w:t>
-      </w:r>
-      <w:proofErr w:type="spellStart"/>
+        <w:t>RoB</w:t>
+      </w:r>
+      <w:proofErr w:type="spellEnd"/>
       <w:r>
         <w:rPr>
           <w:i w:val="0"/>
@@ -10040,9 +10111,8 @@
           <w:sz w:val="22"/>
           <w:szCs w:val="22"/>
         </w:rPr>
-        <w:t>RoB</w:t>
-      </w:r>
-      <w:proofErr w:type="spellEnd"/>
+        <w:t xml:space="preserve"> 2 was applied to randomized studies, whereas an adapted ROBINS-I framework was applied to non-randomized, quasi-experimental, field experimental, and laboratory experimental studies. Green = Low risk; Yellow = Some concerns; Red = High risk</w:t>
+      </w:r>
       <w:r>
         <w:rPr>
           <w:i w:val="0"/>
@@ -10051,7 +10121,7 @@
           <w:sz w:val="22"/>
           <w:szCs w:val="22"/>
         </w:rPr>
-        <w:t xml:space="preserve"> 2.0 tool. Green (+) = Low risk; Yellow (!) = Some concerns; Red (×) = High risk.</w:t>
+        <w:t>.</w:t>
       </w:r>
     </w:p>
     <w:p>
@@ -10088,10 +10158,21 @@
         </w:rPr>
       </w:pPr>
       <w:r>
-        <w:rPr>
-          <w:lang w:val="en-ID"/>
-        </w:rPr>
-        <w:t>Subgroup analysis by concentration revealed a significant dose-response effect for synthetic repellents: DEET ≥ 20% had a mean PP% of 94.1%, compared with 84.6% for concentrations &lt; 15% (p = 0.003). Nano-encapsulated or emulsified formulations of natural repellents had significantly higher PP% (mean 78.6%) than simple plant oil preparations (mean 62.1%; p=0.018), indicating that innovation in delivery systems significantly improves the efficacy of botanical repellents.</w:t>
+        <w:t xml:space="preserve">Subgroup analysis by repellent category demonstrated a consistently higher pooled PP% for synthetic repellents than for natural/botanical formulations. Considerable variation was observed within the natural/botanical group, particularly across different active ingredients, concentrations, and formulation technologies. </w:t>
+      </w:r>
+      <w:proofErr w:type="spellStart"/>
+      <w:r>
+        <w:t>Nanoemulsion</w:t>
+      </w:r>
+      <w:proofErr w:type="spellEnd"/>
+      <w:r>
+        <w:t xml:space="preserve"> and other advanced delivery systems generally showed higher reported protection than simple essential-oil preparations; however, these formulation-level comparisons should be interpreted cautiously because of the limited number of directly comparable studies and substantial methodological heterogeneity</w:t>
+      </w:r>
+      <w:r>
+        <w:rPr>
+          <w:lang w:val="en-ID"/>
+        </w:rPr>
+        <w:t>.</w:t>
       </w:r>
     </w:p>
     <w:p>
@@ -10128,51 +10209,24 @@
         </w:rPr>
       </w:pPr>
       <w:r>
-        <w:rPr>
-          <w:lang w:val="en-ID"/>
-        </w:rPr>
         <w:lastRenderedPageBreak/>
-        <w:t>This meta-analysis is the most comprehensive so far</w:t>
-      </w:r>
-      <w:r>
-        <w:rPr>
-          <w:lang w:val="en-ID"/>
-        </w:rPr>
-        <w:t>,</w:t>
-      </w:r>
-      <w:r>
-        <w:rPr>
-          <w:lang w:val="en-ID"/>
-        </w:rPr>
-        <w:t xml:space="preserve"> comparing natural and synthetic repellents specifically against </w:t>
+        <w:t xml:space="preserve">This systematic review and meta-analysis found consistently higher protection efficacy for synthetic repellents than for natural/botanical formulations against </w:t>
       </w:r>
       <w:r>
         <w:rPr>
           <w:i/>
           <w:iCs/>
-          <w:lang w:val="en-ID"/>
         </w:rPr>
         <w:t>Ae. aegypti</w:t>
       </w:r>
       <w:r>
-        <w:rPr>
-          <w:lang w:val="en-ID"/>
-        </w:rPr>
-        <w:t xml:space="preserve"> confirms a statistically and clinically significant superiority of synthetic repellents over natural alternatives in both PP% and CPT. Synthetic formulations, in particular DEET (20–35%), picaridin (20%), and </w:t>
-      </w:r>
-      <w:proofErr w:type="spellStart"/>
-      <w:r>
-        <w:rPr>
-          <w:lang w:val="en-ID"/>
-        </w:rPr>
-        <w:t>transfluthrin</w:t>
-      </w:r>
-      <w:proofErr w:type="spellEnd"/>
-      <w:r>
-        <w:rPr>
-          <w:lang w:val="en-ID"/>
-        </w:rPr>
-        <w:t>-impregnated materials, offer protection percentages greater than 85% for 6 hours or more. In contrast, natural repellents as a class give a mean PP% of ~67% with a mean CPT of &lt;3 hours. Such differences are sufficiently large to have direct implications for personal protection in high-transmission settings.</w:t>
+        <w:t>. In the revised random-effects analysis, synthetic repellents achieved a pooled PP% of 91.5% (95% CI: 88.1–94.0%), compared with 69.1% (95% CI: 64.4–73.5%) for natural/botanical repellents. Reported protection duration showed a similar pattern: synthetic repellents had a mean CPT of 5.97 h, whereas natural/botanical repellents had a mean CPT of 2.91 h. Because CPT variance was inconsistently reported across studies, these duration estimates were summarized descriptively rather than formally pooled. Overall, the findings support greater and more sustained protection from synthetic formulations while also demonstrating substantial variation among botanical products</w:t>
+      </w:r>
+      <w:r>
+        <w:rPr>
+          <w:lang w:val="en-ID"/>
+        </w:rPr>
+        <w:t>.</w:t>
       </w:r>
     </w:p>
     <w:p>
@@ -10285,7 +10339,14 @@
         <w:rPr>
           <w:lang w:val="en-ID"/>
         </w:rPr>
-        <w:t>IR3535 also performed well (14), with a mean CPT of 7.0 h in field trials, further supporting its relevance as a synthetic repellent option</w:t>
+        <w:t xml:space="preserve">IR3535 also </w:t>
+      </w:r>
+      <w:r>
+        <w:rPr>
+          <w:lang w:val="en-ID"/>
+        </w:rPr>
+        <w:lastRenderedPageBreak/>
+        <w:t>performed well (14), with a mean CPT of 7.0 h in field trials, further supporting its relevance as a synthetic repellent option</w:t>
       </w:r>
       <w:r>
         <w:rPr>
@@ -10318,7 +10379,6 @@
           <w:bCs/>
           <w:lang w:val="en-ID"/>
         </w:rPr>
-        <w:lastRenderedPageBreak/>
         <w:t>Transfluthrin</w:t>
       </w:r>
       <w:proofErr w:type="spellEnd"/>
@@ -10530,6 +10590,7 @@
           <w:bCs/>
           <w:lang w:val="en-ID"/>
         </w:rPr>
+        <w:lastRenderedPageBreak/>
         <w:t>The Role of Formulation Technology</w:t>
       </w:r>
     </w:p>
@@ -10541,71 +10602,29 @@
         </w:rPr>
       </w:pPr>
       <w:r>
-        <w:rPr>
-          <w:lang w:val="en-ID"/>
-        </w:rPr>
-        <w:t xml:space="preserve">One of the most important findings of this meta-analysis is that the formulation technology, not the botanical source alone, is a major determinant of natural repellent efficacy. </w:t>
-      </w:r>
-      <w:r>
-        <w:rPr>
-          <w:lang w:val="en-ID"/>
-        </w:rPr>
-        <w:lastRenderedPageBreak/>
-        <w:t xml:space="preserve">Nano-encapsulated and emulsion-based formulations of natural compounds consistently </w:t>
-      </w:r>
-      <w:r>
-        <w:rPr>
-          <w:lang w:val="en-ID"/>
-        </w:rPr>
-        <w:t>outperformed</w:t>
-      </w:r>
-      <w:r>
-        <w:rPr>
-          <w:lang w:val="en-ID"/>
-        </w:rPr>
-        <w:t xml:space="preserve"> simple plant oil preparations. Subgroup analysis revealed a mean PP% difference of 16.5 percentage points (78.6% vs. 62.1%; p = 0.018). </w:t>
+        <w:t xml:space="preserve">One of the most important findings of this meta-analysis is that formulation technology, rather than botanical origin alone, may influence the performance of natural repellents. Nano-encapsulated and emulsion-based formulations generally showed higher reported protection than simple plant oil preparations. However, direct comparisons remain limited by differences in active ingredients, concentrations, experimental conditions, and formulation characteristics across studies. </w:t>
       </w:r>
       <w:proofErr w:type="spellStart"/>
       <w:r>
-        <w:rPr>
-          <w:lang w:val="en-ID"/>
-        </w:rPr>
         <w:t>Nanoemulsions</w:t>
       </w:r>
       <w:proofErr w:type="spellEnd"/>
       <w:r>
-        <w:rPr>
-          <w:lang w:val="en-ID"/>
-        </w:rPr>
-        <w:t xml:space="preserve"> provide increased surface area for active ingredient delivery, improved skin penetration, reduced evaporation rates, and increased residence time on the skin, which directly translates into improved, longer-lasting </w:t>
+        <w:t xml:space="preserve"> may increase surface area for active ingredient delivery, reduce evaporation, and prolong residence time on the skin. Future botanical repellent development should therefore continue to investigate advanced delivery systems, including </w:t>
       </w:r>
       <w:proofErr w:type="spellStart"/>
       <w:r>
-        <w:rPr>
-          <w:lang w:val="en-ID"/>
-        </w:rPr>
-        <w:t>repellency</w:t>
+        <w:t>nanocapsules</w:t>
       </w:r>
       <w:proofErr w:type="spellEnd"/>
       <w:r>
-        <w:rPr>
-          <w:lang w:val="en-ID"/>
-        </w:rPr>
-        <w:t xml:space="preserve">. Future botanical repellent development should focus on advanced delivery systems, such as </w:t>
-      </w:r>
-      <w:proofErr w:type="spellStart"/>
-      <w:r>
-        <w:rPr>
-          <w:lang w:val="en-ID"/>
-        </w:rPr>
-        <w:t>nanocapsules</w:t>
-      </w:r>
-      <w:proofErr w:type="spellEnd"/>
-      <w:r>
-        <w:rPr>
-          <w:lang w:val="en-ID"/>
-        </w:rPr>
-        <w:t>, microemulsions, solid lipid nanoparticles, and cyclodextrin inclusion complexes, to help close the efficacy gap relative to synthetic compounds.</w:t>
+        <w:t>, microemulsions, solid lipid nanoparticles, and cyclodextrin inclusion complexes</w:t>
+      </w:r>
+      <w:r>
+        <w:rPr>
+          <w:lang w:val="en-ID"/>
+        </w:rPr>
+        <w:t>.</w:t>
       </w:r>
     </w:p>
     <w:p>
@@ -10711,6 +10730,7 @@
           <w:bCs/>
           <w:lang w:val="en-ID"/>
         </w:rPr>
+        <w:lastRenderedPageBreak/>
         <w:t>Heterogeneity and Methodological Concerns</w:t>
       </w:r>
     </w:p>
@@ -10722,35 +10742,13 @@
         </w:rPr>
       </w:pPr>
       <w:r>
-        <w:rPr>
-          <w:lang w:val="en-ID"/>
-        </w:rPr>
-        <w:lastRenderedPageBreak/>
-        <w:t xml:space="preserve">The large </w:t>
-      </w:r>
-      <w:r>
-        <w:rPr>
-          <w:lang w:val="en-ID"/>
-        </w:rPr>
-        <w:t xml:space="preserve">overall heterogeneity observed (I² = 73.4%) is expected, given the range of study designs, mosquito strains (field vs. laboratory), climatic conditions, skin surface areas tested, application volumes, formulation carriers, and exposure times </w:t>
-      </w:r>
-      <w:r>
-        <w:rPr>
-          <w:lang w:val="en-ID"/>
-        </w:rPr>
-        <w:t xml:space="preserve">across the included studies. </w:t>
-      </w:r>
-      <w:r>
-        <w:rPr>
-          <w:lang w:val="en-ID"/>
-        </w:rPr>
-        <w:t>Standardized repellent testing methodologies, especially the WHO guidelines for repellent evaluation (WHO/HTM/NTD/WHOPES/2009.4), would greatly enhance the comparability of future studies and reduce heterogeneity in subsequent meta-analyses (38)</w:t>
-      </w:r>
-      <w:r>
-        <w:rPr>
-          <w:lang w:val="en-ID"/>
-        </w:rPr>
-        <w:t>. Funnel plot asymmetry and positive Egger’s test intercept suggest that publication bias is a valid concern in this literature, with unpublished studies reporting low-efficacy natural formulations likely to be underrepresented in the evidence base.</w:t>
+        <w:t>The considerable overall heterogeneity observed in the revised analysis (I² = 85.5%) likely reflects differences in study design, repellent formulation, concentration, mosquito strain, laboratory versus field conditions, application procedures, exposure duration, and outcome measurement across studies. Heterogeneity was lower within the synthetic (I² = 56.3%) and natural/botanical (I² = 62.8%) subgroups, suggesting that part of the overall variability resulted from systematic differences between repellent categories. Prediction intervals further indicated greater uncertainty in the expected effects of natural/botanical formulations. Nevertheless, leave-one-out and REML sensitivity analyses produced estimates consistent with the primary analysis, supporting the robustness of the main comparative finding. Funnel-plot asymmetry and the overall Egger’s test suggested potential small-study effects; however, these findings should be interpreted cautiously because heterogeneity and subgroup differences can also produce funnel-plot asymmetry. Standardized repellent testing methods, particularly WHO-recommended protocols, would improve comparability across future studies (38)</w:t>
+      </w:r>
+      <w:r>
+        <w:rPr>
+          <w:lang w:val="en-ID"/>
+        </w:rPr>
+        <w:t>.</w:t>
       </w:r>
     </w:p>
     <w:p>
@@ -10852,7 +10850,14 @@
         <w:rPr>
           <w:lang w:val="en-ID"/>
         </w:rPr>
-        <w:t xml:space="preserve"> technology and novel natural actives (e.g., </w:t>
+        <w:t xml:space="preserve"> </w:t>
+      </w:r>
+      <w:r>
+        <w:rPr>
+          <w:lang w:val="en-ID"/>
+        </w:rPr>
+        <w:lastRenderedPageBreak/>
+        <w:t xml:space="preserve">technology and novel natural actives (e.g., </w:t>
       </w:r>
       <w:r>
         <w:rPr>
@@ -10873,113 +10878,6 @@
       <w:pPr>
         <w:ind w:left="0" w:firstLine="0"/>
         <w:rPr>
-          <w:b/>
-          <w:bCs/>
-          <w:lang w:val="id-ID"/>
-        </w:rPr>
-      </w:pPr>
-      <w:r>
-        <w:rPr>
-          <w:b/>
-          <w:bCs/>
-          <w:lang w:val="id-ID"/>
-        </w:rPr>
-        <w:t>CONCLUSION</w:t>
-      </w:r>
-    </w:p>
-    <w:p>
-      <w:pPr>
-        <w:ind w:left="0" w:firstLine="720"/>
-        <w:rPr>
-          <w:lang w:val="en-ID"/>
-        </w:rPr>
-      </w:pPr>
-      <w:r>
-        <w:rPr>
-          <w:lang w:val="en-ID"/>
-        </w:rPr>
-        <w:t xml:space="preserve">This systematic review and meta-analysis of 30 studies (n = 2,455) is the most comprehensive quantitative comparison of natural versus synthetic repellents against Aedes aegypti to date. Synthetic repellents: DEET (20–35%), Picaridin (20%), and </w:t>
-      </w:r>
-      <w:proofErr w:type="spellStart"/>
-      <w:r>
-        <w:rPr>
-          <w:lang w:val="en-ID"/>
-        </w:rPr>
-        <w:t>Transfluthrin</w:t>
-      </w:r>
-      <w:proofErr w:type="spellEnd"/>
-      <w:r>
-        <w:rPr>
-          <w:lang w:val="en-ID"/>
-        </w:rPr>
-        <w:t>-</w:t>
-      </w:r>
-      <w:r>
-        <w:rPr>
-          <w:lang w:val="en-ID"/>
-        </w:rPr>
-        <w:lastRenderedPageBreak/>
-        <w:t xml:space="preserve">treated substrates had a better pooled efficacy (PP% 91.5%) and duration of protection (CPT 6.1 h) than natural repellents (PP% 67.4%; CPT 2.9 h). The efficacy gap is </w:t>
-      </w:r>
-      <w:r>
-        <w:rPr>
-          <w:lang w:val="en-ID"/>
-        </w:rPr>
-        <w:t>due not only</w:t>
-      </w:r>
-      <w:r>
-        <w:rPr>
-          <w:lang w:val="en-ID"/>
-        </w:rPr>
-        <w:t xml:space="preserve"> to intrinsic differences in the potency of the active ingredient but also to more mature formulation science and standardized delivery systems in the synthetic sector. Among natural repellents, the most promising botanical alternatives are Angelica sinensis essential oil, </w:t>
-      </w:r>
-      <w:proofErr w:type="spellStart"/>
-      <w:r>
-        <w:rPr>
-          <w:lang w:val="en-ID"/>
-        </w:rPr>
-        <w:t>Ligusticum</w:t>
-      </w:r>
-      <w:proofErr w:type="spellEnd"/>
-      <w:r>
-        <w:rPr>
-          <w:lang w:val="en-ID"/>
-        </w:rPr>
-        <w:t xml:space="preserve"> </w:t>
-      </w:r>
-      <w:proofErr w:type="spellStart"/>
-      <w:r>
-        <w:rPr>
-          <w:lang w:val="en-ID"/>
-        </w:rPr>
-        <w:t>sinense</w:t>
-      </w:r>
-      <w:proofErr w:type="spellEnd"/>
-      <w:r>
-        <w:rPr>
-          <w:lang w:val="en-ID"/>
-        </w:rPr>
-        <w:t xml:space="preserve"> </w:t>
-      </w:r>
-      <w:proofErr w:type="spellStart"/>
-      <w:r>
-        <w:rPr>
-          <w:lang w:val="en-ID"/>
-        </w:rPr>
-        <w:t>nanoemulsion</w:t>
-      </w:r>
-      <w:proofErr w:type="spellEnd"/>
-      <w:r>
-        <w:rPr>
-          <w:lang w:val="en-ID"/>
-        </w:rPr>
-        <w:t>, nootkatone, and monoterpene blends. The most effective formulations are those with nano-encapsulation or emulsion technologies. Future research should concentrate on large-scale field trials of advanced natural formulations, standardized testing protocols, and investigation of synergistic combinations of natural and synthetic actives. Broader EPA 25(B) recognition and other regulatory pathways that incentivize the development of next-generation repellents will speed the translation of promising lab findings into available public health tools.</w:t>
-      </w:r>
-    </w:p>
-    <w:p>
-      <w:pPr>
-        <w:ind w:left="0" w:firstLine="0"/>
-        <w:rPr>
           <w:lang w:val="id-ID"/>
         </w:rPr>
       </w:pPr>
@@ -10999,15 +10897,7 @@
           <w:bCs/>
           <w:lang w:val="id-ID"/>
         </w:rPr>
-        <w:t>LIMITATION</w:t>
-      </w:r>
-      <w:r>
-        <w:rPr>
-          <w:b/>
-          <w:bCs/>
-          <w:lang w:val="id-ID"/>
-        </w:rPr>
-        <w:t>S</w:t>
+        <w:t>CONCLUSION</w:t>
       </w:r>
     </w:p>
     <w:p>
@@ -11018,45 +10908,136 @@
         </w:rPr>
       </w:pPr>
       <w:r>
-        <w:rPr>
-          <w:lang w:val="en-ID"/>
-        </w:rPr>
-        <w:t xml:space="preserve">Several limitations should be considered when interpreting these findings. First, high heterogeneity between included studies (I²=73.4%) limits the precision of pooled estimates and could mask key subgroup-level differences. Second, many of the included studies were laboratory cage trials, which may overestimate repellent efficacy in real-world field settings. Third, funnel plot asymmetry suggests that pooled estimates for both repellent categories may be exaggerated by publication bias </w:t>
-      </w:r>
-      <w:proofErr w:type="spellStart"/>
-      <w:r>
-        <w:rPr>
-          <w:lang w:val="en-ID"/>
-        </w:rPr>
-        <w:t>favoring</w:t>
-      </w:r>
-      <w:proofErr w:type="spellEnd"/>
-      <w:r>
-        <w:rPr>
-          <w:lang w:val="en-ID"/>
-        </w:rPr>
-        <w:t xml:space="preserve"> positive findings. Fourth, biological variability (e.g., </w:t>
+        <w:t xml:space="preserve">This systematic review and meta-analysis of 30 studies </w:t>
+      </w:r>
+      <w:proofErr w:type="gramStart"/>
+      <w:r>
+        <w:t>demonstrates</w:t>
+      </w:r>
+      <w:proofErr w:type="gramEnd"/>
+      <w:r>
+        <w:t xml:space="preserve"> that synthetic repellents provide greater protection against </w:t>
       </w:r>
       <w:r>
         <w:rPr>
           <w:i/>
           <w:iCs/>
-          <w:lang w:val="en-ID"/>
         </w:rPr>
         <w:t>Aedes aegypti</w:t>
       </w:r>
       <w:r>
-        <w:rPr>
-          <w:lang w:val="en-ID"/>
-        </w:rPr>
-        <w:t xml:space="preserve"> strains (laboratory-adapted versus wild-caught field populations), geographic origins, insecticide resistance status, and host skin microbiome composition) is not accounted for in this. Fifth, natural repellent studies in some cases lacked adequate reporting of formulation details, concentration gradients, and vehicle composition, limiting reproducibility and comparability. Sixth, large variations in concentration ranges and </w:t>
-      </w:r>
-      <w:r>
-        <w:rPr>
-          <w:lang w:val="en-ID"/>
-        </w:rPr>
+        <w:t xml:space="preserve"> than natural/botanical alternatives. Synthetic repellents achieved a pooled PP% of </w:t>
+      </w:r>
+      <w:r>
+        <w:rPr>
+          <w:b/>
+          <w:bCs/>
+        </w:rPr>
+        <w:t>91.5% (95% CI: 88.1–94.0%)</w:t>
+      </w:r>
+      <w:r>
+        <w:t xml:space="preserve">, compared with </w:t>
+      </w:r>
+      <w:r>
+        <w:rPr>
+          <w:b/>
+          <w:bCs/>
+        </w:rPr>
+        <w:t>69.1% (95% CI: 64.4–73.5%)</w:t>
+      </w:r>
+      <w:r>
+        <w:t xml:space="preserve"> for natural/botanical repellents. Reported complete protection time was also longer for synthetic formulations, with a descriptive mean of </w:t>
+      </w:r>
+      <w:r>
+        <w:rPr>
+          <w:b/>
+          <w:bCs/>
+        </w:rPr>
+        <w:t>5.97 h</w:t>
+      </w:r>
+      <w:r>
+        <w:t xml:space="preserve"> compared with </w:t>
+      </w:r>
+      <w:r>
+        <w:rPr>
+          <w:b/>
+          <w:bCs/>
+        </w:rPr>
+        <w:t>2.91 h</w:t>
+      </w:r>
+      <w:r>
+        <w:t xml:space="preserve"> for natural/botanical formulations. Sensitivity analyses using alternative random-effects estimation and sequential study exclusion did not materially alter the principal findings. Nevertheless, substantial heterogeneity, variation in experimental methods, and possible small-study effects warrant cautious interpretation of the pooled estimates. Synthetic repellents, particularly established DEET- and picaridin-based formulations, therefore remain the more consistently effective options, while selected botanical formulations and advanced delivery technologies warrant further standardized field evaluation</w:t>
+      </w:r>
+      <w:r>
+        <w:rPr>
+          <w:lang w:val="en-ID"/>
+        </w:rPr>
+        <w:t>.</w:t>
+      </w:r>
+    </w:p>
+    <w:p>
+      <w:pPr>
+        <w:ind w:left="0" w:firstLine="0"/>
+        <w:rPr>
+          <w:lang w:val="id-ID"/>
+        </w:rPr>
+      </w:pPr>
+    </w:p>
+    <w:p>
+      <w:pPr>
+        <w:ind w:left="0" w:firstLine="0"/>
+        <w:rPr>
+          <w:b/>
+          <w:bCs/>
+          <w:lang w:val="id-ID"/>
+        </w:rPr>
+      </w:pPr>
+      <w:r>
+        <w:rPr>
+          <w:b/>
+          <w:bCs/>
+          <w:lang w:val="id-ID"/>
+        </w:rPr>
+        <w:t>LIMITATION</w:t>
+      </w:r>
+      <w:r>
+        <w:rPr>
+          <w:b/>
+          <w:bCs/>
+          <w:lang w:val="id-ID"/>
+        </w:rPr>
+        <w:t>S</w:t>
+      </w:r>
+    </w:p>
+    <w:p>
+      <w:pPr>
+        <w:ind w:left="0" w:firstLine="720"/>
+        <w:rPr>
+          <w:lang w:val="en-ID"/>
+        </w:rPr>
+      </w:pPr>
+      <w:r>
+        <w:t xml:space="preserve">Several limitations should be considered when interpreting these findings. First, considerable heterogeneity was observed in the overall PP% analysis (I² = 85.5%), reflecting variation in study design, formulation, concentration, testing conditions, and outcome measurement. Second, many included studies were conducted under laboratory conditions, and their results may not fully represent real-world repellent performance. Third, complete protection time could not be formally pooled because measures of variance were inconsistently </w:t>
+      </w:r>
+      <w:r>
         <w:lastRenderedPageBreak/>
-        <w:t>formulation vehicles across studies complicated the interpretation of dose-response relationships. Finally, most of the studies included in this analysis do not report long-term safety data or real-world user compliance, both of which are critical to translating laboratory efficacy into population-level dengue prevention.</w:t>
+        <w:t xml:space="preserve">reported; therefore, CPT findings were summarized descriptively. Fourth, differences in </w:t>
+      </w:r>
+      <w:r>
+        <w:rPr>
+          <w:i/>
+          <w:iCs/>
+        </w:rPr>
+        <w:t>Ae. aegypti</w:t>
+      </w:r>
+      <w:r>
+        <w:t xml:space="preserve"> strains, geographic origin, insecticide-resistance status, exposure methods, and formulation vehicles may have contributed to between-study variability. Fifth, funnel-plot asymmetry and the overall Egger’s regression test indicated possible small-study effects, although this finding may also reflect substantial heterogeneity between repellent categories. Finally, reporting of concentration, formulation characteristics, experimental-unit definitions, and methodological safeguards was incomplete in several studies, limiting direct comparability and the precision of pooled estimates</w:t>
+      </w:r>
+      <w:r>
+        <w:rPr>
+          <w:lang w:val="en-ID"/>
+        </w:rPr>
+        <w:t>.</w:t>
       </w:r>
     </w:p>
     <w:p>
@@ -11286,7 +11267,6 @@
               <w:rFonts w:eastAsia="Times New Roman" w:cs="Times New Roman"/>
               <w:color w:val="000000"/>
             </w:rPr>
-            <w:lastRenderedPageBreak/>
             <w:t>2.</w:t>
           </w:r>
           <w:r>
@@ -11653,6 +11633,7 @@
               <w:rFonts w:eastAsia="Times New Roman" w:cs="Times New Roman"/>
               <w:color w:val="000000"/>
             </w:rPr>
+            <w:lastRenderedPageBreak/>
             <w:t>9.</w:t>
           </w:r>
           <w:r>
@@ -11686,7 +11667,6 @@
               <w:rFonts w:eastAsia="Times New Roman" w:cs="Times New Roman"/>
               <w:color w:val="000000"/>
             </w:rPr>
-            <w:lastRenderedPageBreak/>
             <w:t>10.</w:t>
           </w:r>
           <w:r>
@@ -12287,6 +12267,7 @@
               <w:rFonts w:eastAsia="Times New Roman" w:cs="Times New Roman"/>
               <w:color w:val="000000"/>
             </w:rPr>
+            <w:lastRenderedPageBreak/>
             <w:t>16.</w:t>
           </w:r>
           <w:r>
@@ -12320,7 +12301,6 @@
               <w:rFonts w:eastAsia="Times New Roman" w:cs="Times New Roman"/>
               <w:color w:val="000000"/>
             </w:rPr>
-            <w:lastRenderedPageBreak/>
             <w:t>17.</w:t>
           </w:r>
           <w:r>
@@ -12892,6 +12872,7 @@
               <w:rFonts w:eastAsia="Times New Roman" w:cs="Times New Roman"/>
               <w:color w:val="000000"/>
             </w:rPr>
+            <w:lastRenderedPageBreak/>
             <w:t>24.</w:t>
           </w:r>
           <w:r>
@@ -12957,7 +12938,6 @@
               <w:rFonts w:eastAsia="Times New Roman" w:cs="Times New Roman"/>
               <w:color w:val="000000"/>
             </w:rPr>
-            <w:lastRenderedPageBreak/>
             <w:t>25.</w:t>
           </w:r>
           <w:r>
@@ -13435,13 +13415,20 @@
             </w:rPr>
             <w:tab/>
           </w:r>
+          <w:r>
+            <w:rPr>
+              <w:rFonts w:eastAsia="Times New Roman" w:cs="Times New Roman"/>
+              <w:color w:val="000000"/>
+            </w:rPr>
+            <w:t xml:space="preserve">Sittichok S, </w:t>
+          </w:r>
           <w:proofErr w:type="spellStart"/>
           <w:r>
             <w:rPr>
               <w:rFonts w:eastAsia="Times New Roman" w:cs="Times New Roman"/>
               <w:color w:val="000000"/>
             </w:rPr>
-            <w:t>Sittichok</w:t>
+            <w:t>Passara</w:t>
           </w:r>
           <w:proofErr w:type="spellEnd"/>
           <w:r>
@@ -13449,7 +13436,7 @@
               <w:rFonts w:eastAsia="Times New Roman" w:cs="Times New Roman"/>
               <w:color w:val="000000"/>
             </w:rPr>
-            <w:t xml:space="preserve"> S, </w:t>
+            <w:t xml:space="preserve"> H, </w:t>
           </w:r>
           <w:proofErr w:type="spellStart"/>
           <w:r>
@@ -13457,7 +13444,7 @@
               <w:rFonts w:eastAsia="Times New Roman" w:cs="Times New Roman"/>
               <w:color w:val="000000"/>
             </w:rPr>
-            <w:t>Passara</w:t>
+            <w:t>Moungthipmalai</w:t>
           </w:r>
           <w:proofErr w:type="spellEnd"/>
           <w:r>
@@ -13465,7 +13452,7 @@
               <w:rFonts w:eastAsia="Times New Roman" w:cs="Times New Roman"/>
               <w:color w:val="000000"/>
             </w:rPr>
-            <w:t xml:space="preserve"> H, </w:t>
+            <w:t xml:space="preserve"> T, </w:t>
           </w:r>
           <w:proofErr w:type="spellStart"/>
           <w:r>
@@ -13473,7 +13460,7 @@
               <w:rFonts w:eastAsia="Times New Roman" w:cs="Times New Roman"/>
               <w:color w:val="000000"/>
             </w:rPr>
-            <w:t>Moungthipmalai</w:t>
+            <w:t>Sinthusiri</w:t>
           </w:r>
           <w:proofErr w:type="spellEnd"/>
           <w:r>
@@ -13481,7 +13468,7 @@
               <w:rFonts w:eastAsia="Times New Roman" w:cs="Times New Roman"/>
               <w:color w:val="000000"/>
             </w:rPr>
-            <w:t xml:space="preserve"> T, </w:t>
+            <w:t xml:space="preserve"> J, Murata K, </w:t>
           </w:r>
           <w:proofErr w:type="spellStart"/>
           <w:r>
@@ -13489,7 +13476,7 @@
               <w:rFonts w:eastAsia="Times New Roman" w:cs="Times New Roman"/>
               <w:color w:val="000000"/>
             </w:rPr>
-            <w:t>Sinthusiri</w:t>
+            <w:t>Soonwera</w:t>
           </w:r>
           <w:proofErr w:type="spellEnd"/>
           <w:r>
@@ -13497,7 +13484,7 @@
               <w:rFonts w:eastAsia="Times New Roman" w:cs="Times New Roman"/>
               <w:color w:val="000000"/>
             </w:rPr>
-            <w:t xml:space="preserve"> J, Murata K, </w:t>
+            <w:t xml:space="preserve"> M (2025) Synergistic larvicidal and </w:t>
           </w:r>
           <w:proofErr w:type="spellStart"/>
           <w:r>
@@ -13505,7 +13492,7 @@
               <w:rFonts w:eastAsia="Times New Roman" w:cs="Times New Roman"/>
               <w:color w:val="000000"/>
             </w:rPr>
-            <w:t>Soonwera</w:t>
+            <w:t>pupicidal</w:t>
           </w:r>
           <w:proofErr w:type="spellEnd"/>
           <w:r>
@@ -13513,23 +13500,15 @@
               <w:rFonts w:eastAsia="Times New Roman" w:cs="Times New Roman"/>
               <w:color w:val="000000"/>
             </w:rPr>
-            <w:t xml:space="preserve"> M (2025) Synergistic larvicidal and </w:t>
-          </w:r>
-          <w:proofErr w:type="spellStart"/>
-          <w:r>
-            <w:rPr>
-              <w:rFonts w:eastAsia="Times New Roman" w:cs="Times New Roman"/>
-              <w:color w:val="000000"/>
-            </w:rPr>
-            <w:t>pupicidal</w:t>
-          </w:r>
-          <w:proofErr w:type="spellEnd"/>
-          <w:r>
-            <w:rPr>
-              <w:rFonts w:eastAsia="Times New Roman" w:cs="Times New Roman"/>
-              <w:color w:val="000000"/>
-            </w:rPr>
-            <w:t xml:space="preserve"> effects of monoterpene mixtures against Aedes aegypti with low toxicity to guppies and honeybees. Insects. 16(7): 738. doi:10.3390/insects16070738</w:t>
+            <w:t xml:space="preserve"> effects of monoterpene mixtures against Aedes aegypti </w:t>
+          </w:r>
+          <w:r>
+            <w:rPr>
+              <w:rFonts w:eastAsia="Times New Roman" w:cs="Times New Roman"/>
+              <w:color w:val="000000"/>
+            </w:rPr>
+            <w:lastRenderedPageBreak/>
+            <w:t>with low toxicity to guppies and honeybees. Insects. 16(7): 738. doi:10.3390/insects16070738</w:t>
           </w:r>
         </w:p>
         <w:p>
@@ -13548,7 +13527,6 @@
               <w:rFonts w:eastAsia="Times New Roman" w:cs="Times New Roman"/>
               <w:color w:val="000000"/>
             </w:rPr>
-            <w:lastRenderedPageBreak/>
             <w:t>32.</w:t>
           </w:r>
           <w:r>
@@ -14026,8 +14004,208 @@
               <w:rFonts w:eastAsia="Times New Roman" w:cs="Times New Roman"/>
               <w:color w:val="000000"/>
             </w:rPr>
-            <w:t>WHO (2009) Guidelines for efficacy testing of mosquito repellents for human skin. World Health Organization. Available from: https://www.who.int/publications/i/item/WHO-HTM-NTD-WHOPES-2009.4</w:t>
-          </w:r>
+            <w:t xml:space="preserve">WHO (2009) Guidelines for efficacy testing of mosquito repellents for human skin. World Health Organization. Available from: </w:t>
+          </w:r>
+          <w:hyperlink r:id="rId11" w:history="1">
+            <w:r>
+              <w:rPr>
+                <w:rStyle w:val="Hyperlink"/>
+                <w:rFonts w:eastAsia="Times New Roman" w:cs="Times New Roman"/>
+              </w:rPr>
+              <w:t>https://www.who.int/publications/i/item/WHO-HTM-NTD-WHOPES-2009.4</w:t>
+            </w:r>
+          </w:hyperlink>
+        </w:p>
+        <w:p>
+          <w:pPr>
+            <w:autoSpaceDE w:val="0"/>
+            <w:autoSpaceDN w:val="0"/>
+            <w:ind w:left="-284" w:hanging="356"/>
+            <w:divId w:val="376442443"/>
+            <w:rPr>
+              <w:rFonts w:eastAsia="Times New Roman" w:cs="Times New Roman"/>
+              <w:color w:val="000000"/>
+            </w:rPr>
+          </w:pPr>
+          <w:r>
+            <w:rPr>
+              <w:rFonts w:eastAsia="Times New Roman" w:cs="Times New Roman"/>
+              <w:color w:val="000000"/>
+            </w:rPr>
+            <w:lastRenderedPageBreak/>
+            <w:t xml:space="preserve">39. </w:t>
+          </w:r>
+          <w:r>
+            <w:rPr>
+              <w:rFonts w:eastAsia="Times New Roman" w:cs="Times New Roman"/>
+              <w:color w:val="000000"/>
+            </w:rPr>
+            <w:t xml:space="preserve">Mittal PK, Sreehari U, Razdan RK, Dash AP, Ansari MA (2011) Efficacy of Advanced </w:t>
+          </w:r>
+          <w:proofErr w:type="spellStart"/>
+          <w:r>
+            <w:rPr>
+              <w:rFonts w:eastAsia="Times New Roman" w:cs="Times New Roman"/>
+              <w:color w:val="000000"/>
+            </w:rPr>
+            <w:t>Odomos</w:t>
+          </w:r>
+          <w:proofErr w:type="spellEnd"/>
+          <w:r>
+            <w:rPr>
+              <w:rFonts w:eastAsia="Times New Roman" w:cs="Times New Roman"/>
+              <w:color w:val="000000"/>
+            </w:rPr>
+            <w:t xml:space="preserve"> repellent cream (</w:t>
+          </w:r>
+          <w:proofErr w:type="gramStart"/>
+          <w:r>
+            <w:rPr>
+              <w:rFonts w:eastAsia="Times New Roman" w:cs="Times New Roman"/>
+              <w:color w:val="000000"/>
+            </w:rPr>
+            <w:t>N,N</w:t>
+          </w:r>
+          <w:proofErr w:type="gramEnd"/>
+          <w:r>
+            <w:rPr>
+              <w:rFonts w:eastAsia="Times New Roman" w:cs="Times New Roman"/>
+              <w:color w:val="000000"/>
+            </w:rPr>
+            <w:t>-diethyl-benzamide) against mosquito vectors. Indian J Med Res. 133(4): 426–430.</w:t>
+          </w:r>
+        </w:p>
+        <w:p>
+          <w:pPr>
+            <w:autoSpaceDE w:val="0"/>
+            <w:autoSpaceDN w:val="0"/>
+            <w:ind w:left="-284" w:hanging="356"/>
+            <w:divId w:val="376442443"/>
+            <w:rPr>
+              <w:rFonts w:eastAsia="Times New Roman" w:cs="Times New Roman"/>
+              <w:color w:val="000000"/>
+            </w:rPr>
+          </w:pPr>
+          <w:r>
+            <w:rPr>
+              <w:rFonts w:eastAsia="Times New Roman" w:cs="Times New Roman"/>
+              <w:color w:val="000000"/>
+            </w:rPr>
+            <w:t xml:space="preserve">40. </w:t>
+          </w:r>
+          <w:r>
+            <w:rPr>
+              <w:rFonts w:eastAsia="Times New Roman" w:cs="Times New Roman"/>
+              <w:color w:val="000000"/>
+            </w:rPr>
+            <w:t xml:space="preserve">Mukesh Y, Savitri P, Kaushik R, Singh NP (2014) Studies on repellent activity of seed oils alone and in combination on mosquito, </w:t>
+          </w:r>
+          <w:r>
+            <w:rPr>
+              <w:rFonts w:eastAsia="Times New Roman" w:cs="Times New Roman"/>
+              <w:i/>
+              <w:iCs/>
+              <w:color w:val="000000"/>
+            </w:rPr>
+            <w:t>Aedes aegypti</w:t>
+          </w:r>
+          <w:r>
+            <w:rPr>
+              <w:rFonts w:eastAsia="Times New Roman" w:cs="Times New Roman"/>
+              <w:color w:val="000000"/>
+            </w:rPr>
+            <w:t>. J Environ Biol. 35(5): 917–922.</w:t>
+          </w:r>
+        </w:p>
+        <w:p>
+          <w:pPr>
+            <w:autoSpaceDE w:val="0"/>
+            <w:autoSpaceDN w:val="0"/>
+            <w:ind w:left="-284" w:hanging="356"/>
+            <w:divId w:val="376442443"/>
+            <w:rPr>
+              <w:rFonts w:eastAsia="Times New Roman" w:cs="Times New Roman"/>
+              <w:color w:val="000000"/>
+            </w:rPr>
+          </w:pPr>
+          <w:r>
+            <w:rPr>
+              <w:rFonts w:eastAsia="Times New Roman" w:cs="Times New Roman"/>
+              <w:color w:val="000000"/>
+            </w:rPr>
+            <w:t xml:space="preserve">41. </w:t>
+          </w:r>
+          <w:proofErr w:type="spellStart"/>
+          <w:r>
+            <w:rPr>
+              <w:rFonts w:eastAsia="Times New Roman" w:cs="Times New Roman"/>
+              <w:color w:val="000000"/>
+            </w:rPr>
+            <w:t>Soonwera</w:t>
+          </w:r>
+          <w:proofErr w:type="spellEnd"/>
+          <w:r>
+            <w:rPr>
+              <w:rFonts w:eastAsia="Times New Roman" w:cs="Times New Roman"/>
+              <w:color w:val="000000"/>
+            </w:rPr>
+            <w:t xml:space="preserve"> M (2015) Efficacy of essential oils from Citrus plants against mosquito vectors </w:t>
+          </w:r>
+          <w:r>
+            <w:rPr>
+              <w:rFonts w:eastAsia="Times New Roman" w:cs="Times New Roman"/>
+              <w:i/>
+              <w:iCs/>
+              <w:color w:val="000000"/>
+            </w:rPr>
+            <w:t>Aedes aegypti</w:t>
+          </w:r>
+          <w:r>
+            <w:rPr>
+              <w:rFonts w:eastAsia="Times New Roman" w:cs="Times New Roman"/>
+              <w:color w:val="000000"/>
+            </w:rPr>
+            <w:t xml:space="preserve"> (Linn.) and </w:t>
+          </w:r>
+          <w:r>
+            <w:rPr>
+              <w:rFonts w:eastAsia="Times New Roman" w:cs="Times New Roman"/>
+              <w:i/>
+              <w:iCs/>
+              <w:color w:val="000000"/>
+            </w:rPr>
+            <w:t xml:space="preserve">Culex </w:t>
+          </w:r>
+          <w:proofErr w:type="spellStart"/>
+          <w:r>
+            <w:rPr>
+              <w:rFonts w:eastAsia="Times New Roman" w:cs="Times New Roman"/>
+              <w:i/>
+              <w:iCs/>
+              <w:color w:val="000000"/>
+            </w:rPr>
+            <w:t>quinquefasciatus</w:t>
+          </w:r>
+          <w:proofErr w:type="spellEnd"/>
+          <w:r>
+            <w:rPr>
+              <w:rFonts w:eastAsia="Times New Roman" w:cs="Times New Roman"/>
+              <w:color w:val="000000"/>
+            </w:rPr>
+            <w:t xml:space="preserve"> (Say). Int J Agric Technol. 11(3): 669–681.</w:t>
+          </w:r>
+        </w:p>
+        <w:p>
+          <w:pPr>
+            <w:autoSpaceDE w:val="0"/>
+            <w:autoSpaceDN w:val="0"/>
+            <w:ind w:left="-284" w:hanging="356"/>
+            <w:divId w:val="376442443"/>
+            <w:rPr>
+              <w:rFonts w:eastAsia="Times New Roman" w:cs="Times New Roman"/>
+              <w:color w:val="000000"/>
+            </w:rPr>
+          </w:pPr>
         </w:p>
         <w:p>
           <w:pPr>
@@ -14048,6 +14226,56 @@
     </w:sectPr>
   </w:body>
 </w:document>
+</file>
+
+<file path=word/endnotes.xml><?xml version="1.0" encoding="utf-8"?>
+<w:endnotes xmlns:wpc="http://schemas.microsoft.com/office/word/2010/wordprocessingCanvas" xmlns:cx="http://schemas.microsoft.com/office/drawing/2014/chartex" xmlns:cx1="http://schemas.microsoft.com/office/drawing/2015/9/8/chartex" xmlns:cx2="http://schemas.microsoft.com/office/drawing/2015/10/21/chartex" xmlns:cx3="http://schemas.microsoft.com/office/drawing/2016/5/9/chartex" xmlns:cx4="http://schemas.microsoft.com/office/drawing/2016/5/10/chartex" xmlns:cx5="http://schemas.microsoft.com/office/drawing/2016/5/11/chartex" xmlns:cx6="http://schemas.microsoft.com/office/drawing/2016/5/12/chartex" xmlns:cx7="http://schemas.microsoft.com/office/drawing/2016/5/13/chartex" xmlns:cx8="http://schemas.microsoft.com/office/drawing/2016/5/14/chartex" xmlns:mc="http://schemas.openxmlformats.org/markup-compatibility/2006" xmlns:aink="http://schemas.microsoft.com/office/drawing/2016/ink" xmlns:am3d="http://schemas.microsoft.com/office/drawing/2017/model3d" xmlns:o="urn:schemas-microsoft-com:office:office" xmlns:oel="http://schemas.microsoft.com/office/2019/extlst" xmlns:r="http://schemas.openxmlformats.org/officeDocument/2006/relationships" xmlns:m="http://schemas.openxmlformats.org/officeDocument/2006/math" xmlns:v="urn:schemas-microsoft-com:vml" xmlns:wp14="http://schemas.microsoft.com/office/word/2010/wordprocessingDrawing" xmlns:wp="http://schemas.openxmlformats.org/drawingml/2006/wordprocessingDrawing" xmlns:w10="urn:schemas-microsoft-com:office:word" xmlns:w="http://schemas.openxmlformats.org/wordprocessingml/2006/main" xmlns:w14="http://schemas.microsoft.com/office/word/2010/wordml" xmlns:w15="http://schemas.microsoft.com/office/word/2012/wordml" xmlns:w16cex="http://schemas.microsoft.com/office/word/2018/wordml/cex" xmlns:w16cid="http://schemas.microsoft.com/office/word/2016/wordml/cid" xmlns:w16="http://schemas.microsoft.com/office/word/2018/wordml" xmlns:w16du="http://schemas.microsoft.com/office/word/2023/wordml/word16du" xmlns:w16sdtdh="http://schemas.microsoft.com/office/word/2020/wordml/sdtdatahash" xmlns:w16sdtfl="http://schemas.microsoft.com/office/word/2024/wordml/sdtformatlock" xmlns:w16se="http://schemas.microsoft.com/office/word/2015/wordml/symex" xmlns:wpg="http://schemas.microsoft.com/office/word/2010/wordprocessingGroup" xmlns:wpi="http://schemas.microsoft.com/office/word/2010/wordprocessingInk" xmlns:wne="http://schemas.microsoft.com/office/word/2006/wordml" xmlns:wps="http://schemas.microsoft.com/office/word/2010/wordprocessingShape" mc:Ignorable="w14 w15 w16se w16cid w16 w16cex w16sdtdh w16sdtfl w16du wp14">
+  <w:endnote w:type="separator" w:id="-1">
+    <w:p>
+      <w:pPr>
+        <w:spacing w:line="240" w:lineRule="auto"/>
+      </w:pPr>
+      <w:r>
+        <w:separator/>
+      </w:r>
+    </w:p>
+  </w:endnote>
+  <w:endnote w:type="continuationSeparator" w:id="0">
+    <w:p>
+      <w:pPr>
+        <w:spacing w:line="240" w:lineRule="auto"/>
+      </w:pPr>
+      <w:r>
+        <w:continuationSeparator/>
+      </w:r>
+    </w:p>
+  </w:endnote>
+</w:endnotes>
+</file>
+
+<file path=word/footnotes.xml><?xml version="1.0" encoding="utf-8"?>
+<w:footnotes xmlns:wpc="http://schemas.microsoft.com/office/word/2010/wordprocessingCanvas" xmlns:cx="http://schemas.microsoft.com/office/drawing/2014/chartex" xmlns:cx1="http://schemas.microsoft.com/office/drawing/2015/9/8/chartex" xmlns:cx2="http://schemas.microsoft.com/office/drawing/2015/10/21/chartex" xmlns:cx3="http://schemas.microsoft.com/office/drawing/2016/5/9/chartex" xmlns:cx4="http://schemas.microsoft.com/office/drawing/2016/5/10/chartex" xmlns:cx5="http://schemas.microsoft.com/office/drawing/2016/5/11/chartex" xmlns:cx6="http://schemas.microsoft.com/office/drawing/2016/5/12/chartex" xmlns:cx7="http://schemas.microsoft.com/office/drawing/2016/5/13/chartex" xmlns:cx8="http://schemas.microsoft.com/office/drawing/2016/5/14/chartex" xmlns:mc="http://schemas.openxmlformats.org/markup-compatibility/2006" xmlns:aink="http://schemas.microsoft.com/office/drawing/2016/ink" xmlns:am3d="http://schemas.microsoft.com/office/drawing/2017/model3d" xmlns:o="urn:schemas-microsoft-com:office:office" xmlns:oel="http://schemas.microsoft.com/office/2019/extlst" xmlns:r="http://schemas.openxmlformats.org/officeDocument/2006/relationships" xmlns:m="http://schemas.openxmlformats.org/officeDocument/2006/math" xmlns:v="urn:schemas-microsoft-com:vml" xmlns:wp14="http://schemas.microsoft.com/office/word/2010/wordprocessingDrawing" xmlns:wp="http://schemas.openxmlformats.org/drawingml/2006/wordprocessingDrawing" xmlns:w10="urn:schemas-microsoft-com:office:word" xmlns:w="http://schemas.openxmlformats.org/wordprocessingml/2006/main" xmlns:w14="http://schemas.microsoft.com/office/word/2010/wordml" xmlns:w15="http://schemas.microsoft.com/office/word/2012/wordml" xmlns:w16cex="http://schemas.microsoft.com/office/word/2018/wordml/cex" xmlns:w16cid="http://schemas.microsoft.com/office/word/2016/wordml/cid" xmlns:w16="http://schemas.microsoft.com/office/word/2018/wordml" xmlns:w16du="http://schemas.microsoft.com/office/word/2023/wordml/word16du" xmlns:w16sdtdh="http://schemas.microsoft.com/office/word/2020/wordml/sdtdatahash" xmlns:w16sdtfl="http://schemas.microsoft.com/office/word/2024/wordml/sdtformatlock" xmlns:w16se="http://schemas.microsoft.com/office/word/2015/wordml/symex" xmlns:wpg="http://schemas.microsoft.com/office/word/2010/wordprocessingGroup" xmlns:wpi="http://schemas.microsoft.com/office/word/2010/wordprocessingInk" xmlns:wne="http://schemas.microsoft.com/office/word/2006/wordml" xmlns:wps="http://schemas.microsoft.com/office/word/2010/wordprocessingShape" mc:Ignorable="w14 w15 w16se w16cid w16 w16cex w16sdtdh w16sdtfl w16du wp14">
+  <w:footnote w:type="separator" w:id="-1">
+    <w:p>
+      <w:pPr>
+        <w:spacing w:line="240" w:lineRule="auto"/>
+      </w:pPr>
+      <w:r>
+        <w:separator/>
+      </w:r>
+    </w:p>
+  </w:footnote>
+  <w:footnote w:type="continuationSeparator" w:id="0">
+    <w:p>
+      <w:pPr>
+        <w:spacing w:line="240" w:lineRule="auto"/>
+      </w:pPr>
+      <w:r>
+        <w:continuationSeparator/>
+      </w:r>
+    </w:p>
+  </w:footnote>
+</w:footnotes>
 </file>
 
 <file path=word/styles.xml><?xml version="1.0" encoding="utf-8"?>
@@ -15203,6 +15431,64 @@
       <w:shd w:val="clear" w:color="auto" w:fill="E1DFDD"/>
     </w:rPr>
   </w:style>
+  <w:style w:type="paragraph" w:styleId="Header">
+    <w:name w:val="header"/>
+    <w:basedOn w:val="Normal"/>
+    <w:link w:val="HeaderChar"/>
+    <w:uiPriority w:val="99"/>
+    <w:unhideWhenUsed/>
+    <w:rsid w:val="006A39D1"/>
+    <w:pPr>
+      <w:tabs>
+        <w:tab w:val="center" w:pos="4513"/>
+        <w:tab w:val="right" w:pos="9026"/>
+      </w:tabs>
+      <w:spacing w:line="240" w:lineRule="auto"/>
+    </w:pPr>
+  </w:style>
+  <w:style w:type="character" w:customStyle="1" w:styleId="HeaderChar">
+    <w:name w:val="Header Char"/>
+    <w:basedOn w:val="DefaultParagraphFont"/>
+    <w:link w:val="Header"/>
+    <w:uiPriority w:val="99"/>
+    <w:rsid w:val="006A39D1"/>
+    <w:rPr>
+      <w:rFonts w:ascii="Times New Roman" w:hAnsi="Times New Roman"/>
+      <w:color w:val="000000" w:themeColor="text1"/>
+      <w:kern w:val="0"/>
+      <w:sz w:val="24"/>
+      <w:lang w:val="en-US"/>
+    </w:rPr>
+  </w:style>
+  <w:style w:type="paragraph" w:styleId="Footer">
+    <w:name w:val="footer"/>
+    <w:basedOn w:val="Normal"/>
+    <w:link w:val="FooterChar"/>
+    <w:uiPriority w:val="99"/>
+    <w:unhideWhenUsed/>
+    <w:rsid w:val="006A39D1"/>
+    <w:pPr>
+      <w:tabs>
+        <w:tab w:val="center" w:pos="4513"/>
+        <w:tab w:val="right" w:pos="9026"/>
+      </w:tabs>
+      <w:spacing w:line="240" w:lineRule="auto"/>
+    </w:pPr>
+  </w:style>
+  <w:style w:type="character" w:customStyle="1" w:styleId="FooterChar">
+    <w:name w:val="Footer Char"/>
+    <w:basedOn w:val="DefaultParagraphFont"/>
+    <w:link w:val="Footer"/>
+    <w:uiPriority w:val="99"/>
+    <w:rsid w:val="006A39D1"/>
+    <w:rPr>
+      <w:rFonts w:ascii="Times New Roman" w:hAnsi="Times New Roman"/>
+      <w:color w:val="000000" w:themeColor="text1"/>
+      <w:kern w:val="0"/>
+      <w:sz w:val="24"/>
+      <w:lang w:val="en-US"/>
+    </w:rPr>
+  </w:style>
 </w:styles>
 </file>
 
@@ -15301,7 +15587,9 @@
     <w:rsidRoot w:val="00EF4204"/>
     <w:rsid w:val="00012F0D"/>
     <w:rsid w:val="000B4399"/>
+    <w:rsid w:val="00117D20"/>
     <w:rsid w:val="002875A0"/>
+    <w:rsid w:val="005765D3"/>
     <w:rsid w:val="005D580C"/>
     <w:rsid w:val="00697ADE"/>
     <w:rsid w:val="00717704"/>
@@ -15770,130 +16058,6 @@
       <w:color w:val="666666"/>
     </w:rPr>
   </w:style>
-  <w:style w:type="paragraph" w:customStyle="1" w:styleId="32E1AEA6FCF34D85BBDE7E977E103060">
-    <w:name w:val="32E1AEA6FCF34D85BBDE7E977E103060"/>
-    <w:rsid w:val="00012F0D"/>
-  </w:style>
-  <w:style w:type="paragraph" w:customStyle="1" w:styleId="37923A904F2E4F1D9F213B19645E4EAF">
-    <w:name w:val="37923A904F2E4F1D9F213B19645E4EAF"/>
-    <w:rsid w:val="00C374B9"/>
-  </w:style>
-  <w:style w:type="paragraph" w:customStyle="1" w:styleId="3224D1DC681D4960867B842362B434BC">
-    <w:name w:val="3224D1DC681D4960867B842362B434BC"/>
-    <w:rsid w:val="00C374B9"/>
-  </w:style>
-  <w:style w:type="paragraph" w:customStyle="1" w:styleId="52733E552A5341E1B42FF49B73CED88D">
-    <w:name w:val="52733E552A5341E1B42FF49B73CED88D"/>
-    <w:rsid w:val="00C374B9"/>
-  </w:style>
-  <w:style w:type="paragraph" w:customStyle="1" w:styleId="EDEFC83C85954288BE3627C318C089C0">
-    <w:name w:val="EDEFC83C85954288BE3627C318C089C0"/>
-    <w:rsid w:val="00C374B9"/>
-  </w:style>
-  <w:style w:type="paragraph" w:customStyle="1" w:styleId="AEE623C180664B378AE27328FA8616FA">
-    <w:name w:val="AEE623C180664B378AE27328FA8616FA"/>
-    <w:rsid w:val="00C374B9"/>
-  </w:style>
-  <w:style w:type="paragraph" w:customStyle="1" w:styleId="7460CADB25064210BE1824B02BF84FD6">
-    <w:name w:val="7460CADB25064210BE1824B02BF84FD6"/>
-    <w:rsid w:val="00C374B9"/>
-  </w:style>
-  <w:style w:type="paragraph" w:customStyle="1" w:styleId="E005953AB51F47AE860AB0827B8EF983">
-    <w:name w:val="E005953AB51F47AE860AB0827B8EF983"/>
-    <w:rsid w:val="00C374B9"/>
-  </w:style>
-  <w:style w:type="paragraph" w:customStyle="1" w:styleId="EC6E544EF326465BA3A3FC7D1CC66C27">
-    <w:name w:val="EC6E544EF326465BA3A3FC7D1CC66C27"/>
-    <w:rsid w:val="00C374B9"/>
-  </w:style>
-  <w:style w:type="paragraph" w:customStyle="1" w:styleId="EB4AB05F3F68491EAA5961771157C7AC">
-    <w:name w:val="EB4AB05F3F68491EAA5961771157C7AC"/>
-    <w:rsid w:val="00C374B9"/>
-  </w:style>
-  <w:style w:type="paragraph" w:customStyle="1" w:styleId="0DD666C897E044B7AA4B4A00E9186BB6">
-    <w:name w:val="0DD666C897E044B7AA4B4A00E9186BB6"/>
-    <w:rsid w:val="00C374B9"/>
-  </w:style>
-  <w:style w:type="paragraph" w:customStyle="1" w:styleId="B2B2AA934460488B8592D310A6B2113B">
-    <w:name w:val="B2B2AA934460488B8592D310A6B2113B"/>
-    <w:rsid w:val="00C374B9"/>
-  </w:style>
-  <w:style w:type="paragraph" w:customStyle="1" w:styleId="7F9D0E2B036646A986172EFE7166BC20">
-    <w:name w:val="7F9D0E2B036646A986172EFE7166BC20"/>
-    <w:rsid w:val="00C374B9"/>
-  </w:style>
-  <w:style w:type="paragraph" w:customStyle="1" w:styleId="BC634E46D87F4278BBB5192884D085BD">
-    <w:name w:val="BC634E46D87F4278BBB5192884D085BD"/>
-    <w:rsid w:val="00C374B9"/>
-  </w:style>
-  <w:style w:type="paragraph" w:customStyle="1" w:styleId="EACE1F16224640AB8D45D763C9D81B37">
-    <w:name w:val="EACE1F16224640AB8D45D763C9D81B37"/>
-    <w:rsid w:val="00C374B9"/>
-  </w:style>
-  <w:style w:type="paragraph" w:customStyle="1" w:styleId="92155FEBFFAB4AC99A7C431CB902B30A">
-    <w:name w:val="92155FEBFFAB4AC99A7C431CB902B30A"/>
-    <w:rsid w:val="00C374B9"/>
-  </w:style>
-  <w:style w:type="paragraph" w:customStyle="1" w:styleId="1631B441816E476D9AB67B24DFB3D5D9">
-    <w:name w:val="1631B441816E476D9AB67B24DFB3D5D9"/>
-    <w:rsid w:val="00C374B9"/>
-  </w:style>
-  <w:style w:type="paragraph" w:customStyle="1" w:styleId="AAA87BCC2AF845958CF9A388E71FBE7B">
-    <w:name w:val="AAA87BCC2AF845958CF9A388E71FBE7B"/>
-    <w:rsid w:val="00C374B9"/>
-  </w:style>
-  <w:style w:type="paragraph" w:customStyle="1" w:styleId="E7ED09754CD8405986255D239746634B">
-    <w:name w:val="E7ED09754CD8405986255D239746634B"/>
-    <w:rsid w:val="00C374B9"/>
-  </w:style>
-  <w:style w:type="paragraph" w:customStyle="1" w:styleId="DCA3D7D161204773A10571EBB64CFF52">
-    <w:name w:val="DCA3D7D161204773A10571EBB64CFF52"/>
-    <w:rsid w:val="00C374B9"/>
-  </w:style>
-  <w:style w:type="paragraph" w:customStyle="1" w:styleId="5DF399DD30014C0C9FB2AF7BE5148136">
-    <w:name w:val="5DF399DD30014C0C9FB2AF7BE5148136"/>
-    <w:rsid w:val="00C374B9"/>
-  </w:style>
-  <w:style w:type="paragraph" w:customStyle="1" w:styleId="251A72F50F1D433F9662A76D03873769">
-    <w:name w:val="251A72F50F1D433F9662A76D03873769"/>
-    <w:rsid w:val="00C374B9"/>
-  </w:style>
-  <w:style w:type="paragraph" w:customStyle="1" w:styleId="38E26682FD954BA39F4981EA8F2C10E6">
-    <w:name w:val="38E26682FD954BA39F4981EA8F2C10E6"/>
-    <w:rsid w:val="00C374B9"/>
-  </w:style>
-  <w:style w:type="paragraph" w:customStyle="1" w:styleId="32983AEE051147178BFA3301AE9502CA">
-    <w:name w:val="32983AEE051147178BFA3301AE9502CA"/>
-    <w:rsid w:val="00C374B9"/>
-  </w:style>
-  <w:style w:type="paragraph" w:customStyle="1" w:styleId="F6984D34B37E49548B83FBD97A00C05D">
-    <w:name w:val="F6984D34B37E49548B83FBD97A00C05D"/>
-    <w:rsid w:val="00C374B9"/>
-  </w:style>
-  <w:style w:type="paragraph" w:customStyle="1" w:styleId="D65685BACF5D4ADC8F30BCBCC7542A9E">
-    <w:name w:val="D65685BACF5D4ADC8F30BCBCC7542A9E"/>
-    <w:rsid w:val="00C374B9"/>
-  </w:style>
-  <w:style w:type="paragraph" w:customStyle="1" w:styleId="06E706FD2D834C51B54469A4A08D3D34">
-    <w:name w:val="06E706FD2D834C51B54469A4A08D3D34"/>
-    <w:rsid w:val="00C374B9"/>
-  </w:style>
-  <w:style w:type="paragraph" w:customStyle="1" w:styleId="933D8782CBFB45478100EBCB32FD34D1">
-    <w:name w:val="933D8782CBFB45478100EBCB32FD34D1"/>
-    <w:rsid w:val="00C374B9"/>
-  </w:style>
-  <w:style w:type="paragraph" w:customStyle="1" w:styleId="B60D734103B04EBD89E77A0D2E83019B">
-    <w:name w:val="B60D734103B04EBD89E77A0D2E83019B"/>
-    <w:rsid w:val="00C374B9"/>
-  </w:style>
-  <w:style w:type="paragraph" w:customStyle="1" w:styleId="450FF346F2C948CDB4C6B0012D632F64">
-    <w:name w:val="450FF346F2C948CDB4C6B0012D632F64"/>
-    <w:rsid w:val="00C374B9"/>
-  </w:style>
-  <w:style w:type="paragraph" w:customStyle="1" w:styleId="2AD72C5C13B3495FAD8D3AB94419FC05">
-    <w:name w:val="2AD72C5C13B3495FAD8D3AB94419FC05"/>
-    <w:rsid w:val="00C374B9"/>
-  </w:style>
 </w:styles>
 </file>
 
